--- a/docs/quizzes/13_quiz_mapping.docx
+++ b/docs/quizzes/13_quiz_mapping.docx
@@ -31,7 +31,7 @@
         <w:pStyle w:val="Date"/>
       </w:pPr>
       <w:r>
-        <w:t xml:space="preserve">2026-09-04</w:t>
+        <w:t xml:space="preserve">2026-09-08</w:t>
       </w:r>
     </w:p>
     <w:bookmarkStart w:id="10" w:name="quiz-13-mapping"/>

--- a/docs/quizzes/13_quiz_mapping.docx
+++ b/docs/quizzes/13_quiz_mapping.docx
@@ -31,25 +31,7 @@
         <w:pStyle w:val="Date"/>
       </w:pPr>
       <w:r>
-        <w:t xml:space="preserve">2026-09-08</w:t>
-      </w:r>
-    </w:p>
-    <w:bookmarkStart w:id="10" w:name="quiz-13-mapping"/>
-    <w:p>
-      <w:pPr>
-        <w:pStyle w:val="Heading1"/>
-      </w:pPr>
-      <w:r>
-        <w:t xml:space="preserve">Quiz 13: Mapping</w:t>
-      </w:r>
-    </w:p>
-    <w:bookmarkStart w:id="9" w:name="instructions"/>
-    <w:p>
-      <w:pPr>
-        <w:pStyle w:val="Heading3"/>
-      </w:pPr>
-      <w:r>
-        <w:t xml:space="preserve">Instructions</w:t>
+        <w:t xml:space="preserve">2026-09-10</w:t>
       </w:r>
     </w:p>
     <w:p>
@@ -57,34 +39,33 @@
         <w:pStyle w:val="FirstParagraph"/>
       </w:pPr>
       <w:r>
-        <w:t xml:space="preserve">Answer all 10 questions. This quiz covers spatial data and coordinate systems, turning latitude/longitude into an</w:t>
-      </w:r>
-      <w:r>
-        <w:t xml:space="preserve"> </w:t>
-      </w:r>
-      <w:r>
-        <w:rPr>
-          <w:rStyle w:val="VerbatimChar"/>
-        </w:rPr>
-        <w:t xml:space="preserve">sf</w:t>
-      </w:r>
-      <w:r>
-        <w:t xml:space="preserve"> </w:t>
-      </w:r>
-      <w:r>
-        <w:t xml:space="preserve">object, drawing maps with</w:t>
-      </w:r>
-      <w:r>
-        <w:t xml:space="preserve"> </w:t>
-      </w:r>
-      <w:r>
-        <w:rPr>
-          <w:rStyle w:val="VerbatimChar"/>
-        </w:rPr>
-        <w:t xml:space="preserve">geom_sf()</w:t>
-      </w:r>
-      <w:r>
-        <w:t xml:space="preserve">, and building a choropleth by joining counts to polygons.</w:t>
+        <w:rPr>
+          <w:b/>
+          <w:bCs/>
+        </w:rPr>
+        <w:t xml:space="preserve">Name:</w:t>
+      </w:r>
+      <w:r>
+        <w:t xml:space="preserve"> </w:t>
+      </w:r>
+      <w:r>
+        <w:t xml:space="preserve">______________________________</w:t>
+      </w:r>
+      <w:r>
+        <w:t xml:space="preserve"> </w:t>
+      </w:r>
+      <w:r>
+        <w:rPr>
+          <w:b/>
+          <w:bCs/>
+        </w:rPr>
+        <w:t xml:space="preserve">Date:</w:t>
+      </w:r>
+      <w:r>
+        <w:t xml:space="preserve"> </w:t>
+      </w:r>
+      <w:r>
+        <w:t xml:space="preserve">______________</w:t>
       </w:r>
     </w:p>
     <w:p>
@@ -93,16 +74,130 @@
       </w:pPr>
       <w:r>
         <w:rPr>
-          <w:b/>
-          <w:bCs/>
-        </w:rPr>
-        <w:t xml:space="preserve">Grading:</w:t>
-      </w:r>
-      <w:r>
-        <w:t xml:space="preserve"> </w:t>
-      </w:r>
-      <w:r>
-        <w:t xml:space="preserve">10 questions × 1 point = 10 points total. Partial credit is available on code questions.</w:t>
+          <w:i/>
+          <w:iCs/>
+        </w:rPr>
+        <w:t xml:space="preserve">Instructor note — this is a question bank, not the handout. Pick ~10 questions (spread across topics and types), delete the rest, this note, and the answer key. Tags:</w:t>
+      </w:r>
+      <w:r>
+        <w:rPr>
+          <w:i/>
+          <w:iCs/>
+        </w:rPr>
+        <w:t xml:space="preserve"> </w:t>
+      </w:r>
+      <w:r>
+        <w:rPr>
+          <w:b/>
+          <w:bCs/>
+          <w:i/>
+          <w:iCs/>
+        </w:rPr>
+        <w:t xml:space="preserve">(MC)</w:t>
+      </w:r>
+      <w:r>
+        <w:rPr>
+          <w:i/>
+          <w:iCs/>
+        </w:rPr>
+        <w:t xml:space="preserve"> </w:t>
+      </w:r>
+      <w:r>
+        <w:rPr>
+          <w:i/>
+          <w:iCs/>
+        </w:rPr>
+        <w:t xml:space="preserve">·</w:t>
+      </w:r>
+      <w:r>
+        <w:rPr>
+          <w:i/>
+          <w:iCs/>
+        </w:rPr>
+        <w:t xml:space="preserve"> </w:t>
+      </w:r>
+      <w:r>
+        <w:rPr>
+          <w:b/>
+          <w:bCs/>
+          <w:i/>
+          <w:iCs/>
+        </w:rPr>
+        <w:t xml:space="preserve">(T/F)</w:t>
+      </w:r>
+      <w:r>
+        <w:rPr>
+          <w:i/>
+          <w:iCs/>
+        </w:rPr>
+        <w:t xml:space="preserve"> </w:t>
+      </w:r>
+      <w:r>
+        <w:rPr>
+          <w:i/>
+          <w:iCs/>
+        </w:rPr>
+        <w:t xml:space="preserve">·</w:t>
+      </w:r>
+      <w:r>
+        <w:rPr>
+          <w:i/>
+          <w:iCs/>
+        </w:rPr>
+        <w:t xml:space="preserve"> </w:t>
+      </w:r>
+      <w:r>
+        <w:rPr>
+          <w:b/>
+          <w:bCs/>
+          <w:i/>
+          <w:iCs/>
+        </w:rPr>
+        <w:t xml:space="preserve">(Predict)</w:t>
+      </w:r>
+      <w:r>
+        <w:rPr>
+          <w:i/>
+          <w:iCs/>
+        </w:rPr>
+        <w:t xml:space="preserve"> </w:t>
+      </w:r>
+      <w:r>
+        <w:rPr>
+          <w:i/>
+          <w:iCs/>
+        </w:rPr>
+        <w:t xml:space="preserve">predict the output ·</w:t>
+      </w:r>
+      <w:r>
+        <w:rPr>
+          <w:i/>
+          <w:iCs/>
+        </w:rPr>
+        <w:t xml:space="preserve"> </w:t>
+      </w:r>
+      <w:r>
+        <w:rPr>
+          <w:b/>
+          <w:bCs/>
+          <w:i/>
+          <w:iCs/>
+        </w:rPr>
+        <w:t xml:space="preserve">(Fix)</w:t>
+      </w:r>
+      <w:r>
+        <w:rPr>
+          <w:i/>
+          <w:iCs/>
+        </w:rPr>
+        <w:t xml:space="preserve"> </w:t>
+      </w:r>
+      <w:r>
+        <w:rPr>
+          <w:i/>
+          <w:iCs/>
+        </w:rPr>
+        <w:t xml:space="preserve">spot the mistake. ★ marks a harder question.</w:t>
       </w:r>
     </w:p>
     <w:p>
@@ -112,24 +207,394 @@
         </w:pict>
       </w:r>
     </w:p>
+    <w:bookmarkStart w:id="14" w:name="spatial-data-and-coordinate-systems"/>
+    <w:p>
+      <w:pPr>
+        <w:pStyle w:val="Heading2"/>
+      </w:pPr>
+      <w:r>
+        <w:t xml:space="preserve">Spatial data and coordinate systems</w:t>
+      </w:r>
+    </w:p>
+    <w:bookmarkStart w:id="9" w:name="X9fe30169a881b23fa1c756dc8cb47c436e04166"/>
+    <w:p>
+      <w:pPr>
+        <w:pStyle w:val="Heading3"/>
+      </w:pPr>
+      <w:r>
+        <w:t xml:space="preserve">1.</w:t>
+      </w:r>
+      <w:r>
+        <w:t xml:space="preserve"> </w:t>
+      </w:r>
+      <w:r>
+        <w:rPr>
+          <w:i/>
+          <w:iCs/>
+        </w:rPr>
+        <w:t xml:space="preserve">(T/F)</w:t>
+      </w:r>
+      <w:r>
+        <w:t xml:space="preserve"> </w:t>
+      </w:r>
+      <w:r>
+        <w:t xml:space="preserve">An</w:t>
+      </w:r>
+      <w:r>
+        <w:t xml:space="preserve"> </w:t>
+      </w:r>
+      <w:r>
+        <w:rPr>
+          <w:rStyle w:val="VerbatimChar"/>
+        </w:rPr>
+        <w:t xml:space="preserve">sf</w:t>
+      </w:r>
+      <w:r>
+        <w:t xml:space="preserve"> </w:t>
+      </w:r>
+      <w:r>
+        <w:t xml:space="preserve">object is basically a normal data frame with an extra</w:t>
+      </w:r>
+      <w:r>
+        <w:t xml:space="preserve"> </w:t>
+      </w:r>
+      <w:r>
+        <w:rPr>
+          <w:rStyle w:val="VerbatimChar"/>
+        </w:rPr>
+        <w:t xml:space="preserve">geometry</w:t>
+      </w:r>
+      <w:r>
+        <w:t xml:space="preserve"> </w:t>
+      </w:r>
+      <w:r>
+        <w:t xml:space="preserve">column.</w:t>
+      </w:r>
+    </w:p>
+    <w:p>
+      <w:pPr>
+        <w:pStyle w:val="FirstParagraph"/>
+      </w:pPr>
+      <w:r>
+        <w:rPr>
+          <w:b/>
+          <w:bCs/>
+        </w:rPr>
+        <w:t xml:space="preserve">True / False</w:t>
+      </w:r>
+    </w:p>
     <w:bookmarkEnd w:id="9"/>
+    <w:bookmarkStart w:id="10" w:name="X08b28bfc5694652a80bed248347f2599a1e2cdc"/>
+    <w:p>
+      <w:pPr>
+        <w:pStyle w:val="Heading3"/>
+      </w:pPr>
+      <w:r>
+        <w:t xml:space="preserve">2.</w:t>
+      </w:r>
+      <w:r>
+        <w:t xml:space="preserve"> </w:t>
+      </w:r>
+      <w:r>
+        <w:rPr>
+          <w:i/>
+          <w:iCs/>
+        </w:rPr>
+        <w:t xml:space="preserve">(MC)</w:t>
+      </w:r>
+      <w:r>
+        <w:t xml:space="preserve"> </w:t>
+      </w:r>
+      <w:r>
+        <w:t xml:space="preserve">Plain longitude/latitude coordinates (what GPS and most CSVs use) correspond to which CRS?</w:t>
+      </w:r>
+    </w:p>
+    <w:p>
+      <w:pPr>
+        <w:pStyle w:val="FirstParagraph"/>
+      </w:pPr>
+      <w:r>
+        <w:rPr>
+          <w:b/>
+          <w:bCs/>
+        </w:rPr>
+        <w:t xml:space="preserve">a.</w:t>
+      </w:r>
+      <w:r>
+        <w:t xml:space="preserve"> </w:t>
+      </w:r>
+      <w:r>
+        <w:t xml:space="preserve">EPSG:3857</w:t>
+      </w:r>
+      <w:r>
+        <w:t xml:space="preserve"> </w:t>
+      </w:r>
+      <w:r>
+        <w:rPr>
+          <w:b/>
+          <w:bCs/>
+        </w:rPr>
+        <w:t xml:space="preserve">b.</w:t>
+      </w:r>
+      <w:r>
+        <w:t xml:space="preserve"> </w:t>
+      </w:r>
+      <w:r>
+        <w:t xml:space="preserve">EPSG:4326</w:t>
+      </w:r>
+      <w:r>
+        <w:t xml:space="preserve"> </w:t>
+      </w:r>
+      <w:r>
+        <w:rPr>
+          <w:b/>
+          <w:bCs/>
+        </w:rPr>
+        <w:t xml:space="preserve">c.</w:t>
+      </w:r>
+      <w:r>
+        <w:t xml:space="preserve"> </w:t>
+      </w:r>
+      <w:r>
+        <w:t xml:space="preserve">EPSG:5070</w:t>
+      </w:r>
+      <w:r>
+        <w:t xml:space="preserve"> </w:t>
+      </w:r>
+      <w:r>
+        <w:rPr>
+          <w:b/>
+          <w:bCs/>
+        </w:rPr>
+        <w:t xml:space="preserve">d.</w:t>
+      </w:r>
+      <w:r>
+        <w:t xml:space="preserve"> </w:t>
+      </w:r>
+      <w:r>
+        <w:t xml:space="preserve">There is no CRS for lat/long</w:t>
+      </w:r>
+    </w:p>
     <w:bookmarkEnd w:id="10"/>
-    <w:bookmarkStart w:id="12" w:name="question-1-true-false"/>
-    <w:p>
-      <w:pPr>
-        <w:pStyle w:val="Heading1"/>
-      </w:pPr>
-      <w:r>
-        <w:t xml:space="preserve">Question 1 · True / False</w:t>
-      </w:r>
-    </w:p>
-    <w:bookmarkStart w:id="11" w:name="X69e929c300ba110e7396a8dd625e43acbb19934"/>
+    <w:bookmarkStart w:id="11" w:name="Xfba53dd4a6c474897ad4bee71c27a4cc458e3d3"/>
     <w:p>
       <w:pPr>
         <w:pStyle w:val="Heading3"/>
       </w:pPr>
       <w:r>
-        <w:t xml:space="preserve">An</w:t>
+        <w:t xml:space="preserve">3.</w:t>
+      </w:r>
+      <w:r>
+        <w:t xml:space="preserve"> </w:t>
+      </w:r>
+      <w:r>
+        <w:rPr>
+          <w:i/>
+          <w:iCs/>
+        </w:rPr>
+        <w:t xml:space="preserve">(MC)</w:t>
+      </w:r>
+      <w:r>
+        <w:t xml:space="preserve"> </w:t>
+      </w:r>
+      <w:r>
+        <w:t xml:space="preserve">The CRS (coordinate reference system) of a spatial dataset is:</w:t>
+      </w:r>
+    </w:p>
+    <w:p>
+      <w:pPr>
+        <w:pStyle w:val="FirstParagraph"/>
+      </w:pPr>
+      <w:r>
+        <w:rPr>
+          <w:b/>
+          <w:bCs/>
+        </w:rPr>
+        <w:t xml:space="preserve">a.</w:t>
+      </w:r>
+      <w:r>
+        <w:t xml:space="preserve"> </w:t>
+      </w:r>
+      <w:r>
+        <w:t xml:space="preserve">The rulebook that says what the coordinate numbers actually mean on the Earth</w:t>
+      </w:r>
+      <w:r>
+        <w:br/>
+      </w:r>
+      <w:r>
+        <w:rPr>
+          <w:b/>
+          <w:bCs/>
+        </w:rPr>
+        <w:t xml:space="preserve">b.</w:t>
+      </w:r>
+      <w:r>
+        <w:t xml:space="preserve"> </w:t>
+      </w:r>
+      <w:r>
+        <w:t xml:space="preserve">The number of rows in the data</w:t>
+      </w:r>
+      <w:r>
+        <w:br/>
+      </w:r>
+      <w:r>
+        <w:rPr>
+          <w:b/>
+          <w:bCs/>
+        </w:rPr>
+        <w:t xml:space="preserve">c.</w:t>
+      </w:r>
+      <w:r>
+        <w:t xml:space="preserve"> </w:t>
+      </w:r>
+      <w:r>
+        <w:t xml:space="preserve">The color scale of the map</w:t>
+      </w:r>
+      <w:r>
+        <w:br/>
+      </w:r>
+      <w:r>
+        <w:rPr>
+          <w:b/>
+          <w:bCs/>
+        </w:rPr>
+        <w:t xml:space="preserve">d.</w:t>
+      </w:r>
+      <w:r>
+        <w:t xml:space="preserve"> </w:t>
+      </w:r>
+      <w:r>
+        <w:t xml:space="preserve">The file format</w:t>
+      </w:r>
+    </w:p>
+    <w:bookmarkEnd w:id="11"/>
+    <w:bookmarkStart w:id="12" w:name="mc-a-choropleth-is"/>
+    <w:p>
+      <w:pPr>
+        <w:pStyle w:val="Heading3"/>
+      </w:pPr>
+      <w:r>
+        <w:t xml:space="preserve">4.</w:t>
+      </w:r>
+      <w:r>
+        <w:t xml:space="preserve"> </w:t>
+      </w:r>
+      <w:r>
+        <w:rPr>
+          <w:i/>
+          <w:iCs/>
+        </w:rPr>
+        <w:t xml:space="preserve">(MC)</w:t>
+      </w:r>
+      <w:r>
+        <w:t xml:space="preserve"> </w:t>
+      </w:r>
+      <w:r>
+        <w:t xml:space="preserve">A</w:t>
+      </w:r>
+      <w:r>
+        <w:t xml:space="preserve"> </w:t>
+      </w:r>
+      <w:r>
+        <w:t xml:space="preserve">“choropleth”</w:t>
+      </w:r>
+      <w:r>
+        <w:t xml:space="preserve"> </w:t>
+      </w:r>
+      <w:r>
+        <w:t xml:space="preserve">is:</w:t>
+      </w:r>
+    </w:p>
+    <w:p>
+      <w:pPr>
+        <w:pStyle w:val="FirstParagraph"/>
+      </w:pPr>
+      <w:r>
+        <w:rPr>
+          <w:b/>
+          <w:bCs/>
+        </w:rPr>
+        <w:t xml:space="preserve">a.</w:t>
+      </w:r>
+      <w:r>
+        <w:t xml:space="preserve"> </w:t>
+      </w:r>
+      <w:r>
+        <w:t xml:space="preserve">A single location, like one sighting</w:t>
+      </w:r>
+      <w:r>
+        <w:br/>
+      </w:r>
+      <w:r>
+        <w:rPr>
+          <w:b/>
+          <w:bCs/>
+        </w:rPr>
+        <w:t xml:space="preserve">b.</w:t>
+      </w:r>
+      <w:r>
+        <w:t xml:space="preserve"> </w:t>
+      </w:r>
+      <w:r>
+        <w:t xml:space="preserve">A map that shades areas by a value</w:t>
+      </w:r>
+      <w:r>
+        <w:br/>
+      </w:r>
+      <w:r>
+        <w:rPr>
+          <w:b/>
+          <w:bCs/>
+        </w:rPr>
+        <w:t xml:space="preserve">c.</w:t>
+      </w:r>
+      <w:r>
+        <w:t xml:space="preserve"> </w:t>
+      </w:r>
+      <w:r>
+        <w:t xml:space="preserve">The rulebook for what coordinate numbers mean</w:t>
+      </w:r>
+      <w:r>
+        <w:br/>
+      </w:r>
+      <w:r>
+        <w:rPr>
+          <w:b/>
+          <w:bCs/>
+        </w:rPr>
+        <w:t xml:space="preserve">d.</w:t>
+      </w:r>
+      <w:r>
+        <w:t xml:space="preserve"> </w:t>
+      </w:r>
+      <w:r>
+        <w:t xml:space="preserve">An area outline, like a state</w:t>
+      </w:r>
+    </w:p>
+    <w:bookmarkEnd w:id="12"/>
+    <w:bookmarkStart w:id="13" w:name="X0bb943c0afb0623dd365b8d500d34216f16796f"/>
+    <w:p>
+      <w:pPr>
+        <w:pStyle w:val="Heading3"/>
+      </w:pPr>
+      <w:r>
+        <w:t xml:space="preserve">5.</w:t>
+      </w:r>
+      <w:r>
+        <w:t xml:space="preserve"> </w:t>
+      </w:r>
+      <w:r>
+        <w:rPr>
+          <w:i/>
+          <w:iCs/>
+        </w:rPr>
+        <w:t xml:space="preserve">(T/F)</w:t>
+      </w:r>
+      <w:r>
+        <w:t xml:space="preserve"> </w:t>
+      </w:r>
+      <w:r>
+        <w:t xml:space="preserve">★</w:t>
       </w:r>
       <w:r>
         <w:t xml:space="preserve"> </w:t>
@@ -138,39 +603,29 @@
         <w:rPr>
           <w:rStyle w:val="VerbatimChar"/>
         </w:rPr>
-        <w:t xml:space="preserve">sf</w:t>
-      </w:r>
-      <w:r>
-        <w:t xml:space="preserve"> </w:t>
-      </w:r>
-      <w:r>
-        <w:t xml:space="preserve">object is basically a normal data frame with an extra</w:t>
-      </w:r>
-      <w:r>
-        <w:t xml:space="preserve"> </w:t>
-      </w:r>
-      <w:r>
-        <w:rPr>
-          <w:rStyle w:val="VerbatimChar"/>
-        </w:rPr>
-        <w:t xml:space="preserve">geometry</w:t>
-      </w:r>
-      <w:r>
-        <w:t xml:space="preserve"> </w:t>
-      </w:r>
-      <w:r>
-        <w:t xml:space="preserve">column.</w:t>
-      </w:r>
-    </w:p>
-    <w:p>
-      <w:pPr>
-        <w:pStyle w:val="SourceCode"/>
-      </w:pPr>
-      <w:r>
-        <w:rPr>
-          <w:rStyle w:val="VerbatimChar"/>
-        </w:rPr>
-        <w:t xml:space="preserve">TRUE        FALSE</w:t>
+        <w:t xml:space="preserve">coord_sf(crs = 5070)</w:t>
+      </w:r>
+      <w:r>
+        <w:t xml:space="preserve"> </w:t>
+      </w:r>
+      <w:r>
+        <w:t xml:space="preserve">reprojects the map for</w:t>
+      </w:r>
+      <w:r>
+        <w:t xml:space="preserve"> </w:t>
+      </w:r>
+      <w:r>
+        <w:rPr>
+          <w:b/>
+          <w:bCs/>
+        </w:rPr>
+        <w:t xml:space="preserve">display only</w:t>
+      </w:r>
+      <w:r>
+        <w:t xml:space="preserve"> </w:t>
+      </w:r>
+      <w:r>
+        <w:t xml:space="preserve">— it does not change your underlying data.</w:t>
       </w:r>
     </w:p>
     <w:p>
@@ -178,13 +633,12 @@
         <w:pStyle w:val="FirstParagraph"/>
       </w:pPr>
       <w:r>
-        <w:t xml:space="preserve">Your answer:</w:t>
-      </w:r>
-    </w:p>
-    <w:p>
-      <w:pPr>
-        <w:pStyle w:val="SourceCode"/>
-      </w:pPr>
+        <w:rPr>
+          <w:b/>
+          <w:bCs/>
+        </w:rPr>
+        <w:t xml:space="preserve">True / False</w:t>
+      </w:r>
     </w:p>
     <w:p>
       <w:r>
@@ -193,62 +647,171 @@
         </w:pict>
       </w:r>
     </w:p>
-    <w:bookmarkEnd w:id="11"/>
-    <w:bookmarkEnd w:id="12"/>
-    <w:bookmarkStart w:id="14" w:name="question-2-multiple-choice"/>
-    <w:p>
-      <w:pPr>
-        <w:pStyle w:val="Heading1"/>
-      </w:pPr>
-      <w:r>
-        <w:t xml:space="preserve">Question 2 · Multiple choice</w:t>
-      </w:r>
-    </w:p>
-    <w:bookmarkStart w:id="13" w:name="Xcfd2eb93da5c6a44b0f028e861b405bbd1322da"/>
+    <w:bookmarkEnd w:id="13"/>
+    <w:bookmarkEnd w:id="14"/>
+    <w:bookmarkStart w:id="19" w:name="making-points-spatial"/>
+    <w:p>
+      <w:pPr>
+        <w:pStyle w:val="Heading2"/>
+      </w:pPr>
+      <w:r>
+        <w:t xml:space="preserve">Making points spatial</w:t>
+      </w:r>
+    </w:p>
+    <w:bookmarkStart w:id="15" w:name="X20f1f6813dd603a892f0e67327d4639c2f3e1ef"/>
     <w:p>
       <w:pPr>
         <w:pStyle w:val="Heading3"/>
       </w:pPr>
       <w:r>
-        <w:t xml:space="preserve">Plain longitude/latitude coordinates (what GPS and most CSVs use) correspond to which CRS?</w:t>
-      </w:r>
-    </w:p>
-    <w:p>
-      <w:pPr>
-        <w:pStyle w:val="SourceCode"/>
-      </w:pPr>
+        <w:t xml:space="preserve">6.</w:t>
+      </w:r>
+      <w:r>
+        <w:t xml:space="preserve"> </w:t>
+      </w:r>
+      <w:r>
+        <w:rPr>
+          <w:i/>
+          <w:iCs/>
+        </w:rPr>
+        <w:t xml:space="preserve">(MC)</w:t>
+      </w:r>
+      <w:r>
+        <w:t xml:space="preserve"> </w:t>
+      </w:r>
+      <w:r>
+        <w:t xml:space="preserve">Which call turns</w:t>
+      </w:r>
+      <w:r>
+        <w:t xml:space="preserve"> </w:t>
+      </w:r>
       <w:r>
         <w:rPr>
           <w:rStyle w:val="VerbatimChar"/>
         </w:rPr>
-        <w:t xml:space="preserve">A)  EPSG:3857</w:t>
+        <w:t xml:space="preserve">bigfoot_df</w:t>
+      </w:r>
+      <w:r>
+        <w:t xml:space="preserve"> </w:t>
+      </w:r>
+      <w:r>
+        <w:t xml:space="preserve">into an sf object with CRS 4326?</w:t>
+      </w:r>
+    </w:p>
+    <w:p>
+      <w:pPr>
+        <w:pStyle w:val="FirstParagraph"/>
+      </w:pPr>
+      <w:r>
+        <w:rPr>
+          <w:b/>
+          <w:bCs/>
+        </w:rPr>
+        <w:t xml:space="preserve">a.</w:t>
+      </w:r>
+      <w:r>
+        <w:t xml:space="preserve"> </w:t>
+      </w:r>
+      <w:r>
+        <w:rPr>
+          <w:rStyle w:val="VerbatimChar"/>
+        </w:rPr>
+        <w:t xml:space="preserve">st_as_sf(bigfoot_df, coords = c("longitude", "latitude"), crs = 4326)</w:t>
       </w:r>
       <w:r>
         <w:br/>
       </w:r>
       <w:r>
         <w:rPr>
+          <w:b/>
+          <w:bCs/>
+        </w:rPr>
+        <w:t xml:space="preserve">b.</w:t>
+      </w:r>
+      <w:r>
+        <w:t xml:space="preserve"> </w:t>
+      </w:r>
+      <w:r>
+        <w:rPr>
           <w:rStyle w:val="VerbatimChar"/>
         </w:rPr>
-        <w:t xml:space="preserve">B)  EPSG:4326</w:t>
+        <w:t xml:space="preserve">st_as_sf(bigfoot_df, coords = c("latitude", "longitude"), crs = 4326)</w:t>
       </w:r>
       <w:r>
         <w:br/>
       </w:r>
       <w:r>
         <w:rPr>
+          <w:b/>
+          <w:bCs/>
+        </w:rPr>
+        <w:t xml:space="preserve">c.</w:t>
+      </w:r>
+      <w:r>
+        <w:t xml:space="preserve"> </w:t>
+      </w:r>
+      <w:r>
+        <w:rPr>
           <w:rStyle w:val="VerbatimChar"/>
         </w:rPr>
-        <w:t xml:space="preserve">C)  EPSG:5070</w:t>
+        <w:t xml:space="preserve">as_sf(bigfoot_df, lat, long)</w:t>
       </w:r>
       <w:r>
         <w:br/>
       </w:r>
       <w:r>
         <w:rPr>
+          <w:b/>
+          <w:bCs/>
+        </w:rPr>
+        <w:t xml:space="preserve">d.</w:t>
+      </w:r>
+      <w:r>
+        <w:t xml:space="preserve"> </w:t>
+      </w:r>
+      <w:r>
+        <w:rPr>
           <w:rStyle w:val="VerbatimChar"/>
         </w:rPr>
-        <w:t xml:space="preserve">D)  There is no CRS for lat/long</w:t>
+        <w:t xml:space="preserve">st_as_sf(bigfoot_df)</w:t>
+      </w:r>
+    </w:p>
+    <w:bookmarkEnd w:id="15"/>
+    <w:bookmarkStart w:id="16" w:name="Xba9ceb4c18ff6c9b3ad4eb720540d6c9fb1ea0f"/>
+    <w:p>
+      <w:pPr>
+        <w:pStyle w:val="Heading3"/>
+      </w:pPr>
+      <w:r>
+        <w:t xml:space="preserve">7.</w:t>
+      </w:r>
+      <w:r>
+        <w:t xml:space="preserve"> </w:t>
+      </w:r>
+      <w:r>
+        <w:rPr>
+          <w:i/>
+          <w:iCs/>
+        </w:rPr>
+        <w:t xml:space="preserve">(Fix)</w:t>
+      </w:r>
+      <w:r>
+        <w:t xml:space="preserve"> </w:t>
+      </w:r>
+      <w:r>
+        <w:t xml:space="preserve">A student’s points land in the wrong hemisphere. Their call is</w:t>
+      </w:r>
+      <w:r>
+        <w:t xml:space="preserve"> </w:t>
+      </w:r>
+      <w:r>
+        <w:rPr>
+          <w:rStyle w:val="VerbatimChar"/>
+        </w:rPr>
+        <w:t xml:space="preserve">st_as_sf(coords = c("latitude", "longitude"), crs = 4326)</w:t>
+      </w:r>
+      <w:r>
+        <w:t xml:space="preserve">. What is wrong?</w:t>
       </w:r>
     </w:p>
     <w:p>
@@ -256,13 +819,331 @@
         <w:pStyle w:val="FirstParagraph"/>
       </w:pPr>
       <w:r>
-        <w:t xml:space="preserve">Your answer:</w:t>
-      </w:r>
-    </w:p>
-    <w:p>
-      <w:pPr>
-        <w:pStyle w:val="SourceCode"/>
-      </w:pPr>
+        <w:rPr>
+          <w:b/>
+          <w:bCs/>
+        </w:rPr>
+        <w:t xml:space="preserve">a.</w:t>
+      </w:r>
+      <w:r>
+        <w:t xml:space="preserve"> </w:t>
+      </w:r>
+      <w:r>
+        <w:rPr>
+          <w:rStyle w:val="VerbatimChar"/>
+        </w:rPr>
+        <w:t xml:space="preserve">coords</w:t>
+      </w:r>
+      <w:r>
+        <w:t xml:space="preserve"> </w:t>
+      </w:r>
+      <w:r>
+        <w:t xml:space="preserve">must be x first, then y:</w:t>
+      </w:r>
+      <w:r>
+        <w:t xml:space="preserve"> </w:t>
+      </w:r>
+      <w:r>
+        <w:rPr>
+          <w:rStyle w:val="VerbatimChar"/>
+        </w:rPr>
+        <w:t xml:space="preserve">c("longitude", "latitude")</w:t>
+      </w:r>
+      <w:r>
+        <w:br/>
+      </w:r>
+      <w:r>
+        <w:rPr>
+          <w:b/>
+          <w:bCs/>
+        </w:rPr>
+        <w:t xml:space="preserve">b.</w:t>
+      </w:r>
+      <w:r>
+        <w:t xml:space="preserve"> </w:t>
+      </w:r>
+      <w:r>
+        <w:rPr>
+          <w:rStyle w:val="VerbatimChar"/>
+        </w:rPr>
+        <w:t xml:space="preserve">crs</w:t>
+      </w:r>
+      <w:r>
+        <w:t xml:space="preserve"> </w:t>
+      </w:r>
+      <w:r>
+        <w:t xml:space="preserve">should be 3857</w:t>
+      </w:r>
+      <w:r>
+        <w:br/>
+      </w:r>
+      <w:r>
+        <w:rPr>
+          <w:b/>
+          <w:bCs/>
+        </w:rPr>
+        <w:t xml:space="preserve">c.</w:t>
+      </w:r>
+      <w:r>
+        <w:t xml:space="preserve"> </w:t>
+      </w:r>
+      <w:r>
+        <w:rPr>
+          <w:rStyle w:val="VerbatimChar"/>
+        </w:rPr>
+        <w:t xml:space="preserve">st_as_sf()</w:t>
+      </w:r>
+      <w:r>
+        <w:t xml:space="preserve"> </w:t>
+      </w:r>
+      <w:r>
+        <w:t xml:space="preserve">cannot take a</w:t>
+      </w:r>
+      <w:r>
+        <w:t xml:space="preserve"> </w:t>
+      </w:r>
+      <w:r>
+        <w:rPr>
+          <w:rStyle w:val="VerbatimChar"/>
+        </w:rPr>
+        <w:t xml:space="preserve">crs</w:t>
+      </w:r>
+      <w:r>
+        <w:t xml:space="preserve"> </w:t>
+      </w:r>
+      <w:r>
+        <w:t xml:space="preserve">argument</w:t>
+      </w:r>
+      <w:r>
+        <w:br/>
+      </w:r>
+      <w:r>
+        <w:rPr>
+          <w:b/>
+          <w:bCs/>
+        </w:rPr>
+        <w:t xml:space="preserve">d.</w:t>
+      </w:r>
+      <w:r>
+        <w:t xml:space="preserve"> </w:t>
+      </w:r>
+      <w:r>
+        <w:t xml:space="preserve">Nothing — the points are fine</w:t>
+      </w:r>
+    </w:p>
+    <w:bookmarkEnd w:id="16"/>
+    <w:bookmarkStart w:id="17" w:name="Xe33a7054a236593b1db4d02f18253da3a93ae04"/>
+    <w:p>
+      <w:pPr>
+        <w:pStyle w:val="Heading3"/>
+      </w:pPr>
+      <w:r>
+        <w:t xml:space="preserve">8.</w:t>
+      </w:r>
+      <w:r>
+        <w:t xml:space="preserve"> </w:t>
+      </w:r>
+      <w:r>
+        <w:rPr>
+          <w:i/>
+          <w:iCs/>
+        </w:rPr>
+        <w:t xml:space="preserve">(Fix)</w:t>
+      </w:r>
+      <w:r>
+        <w:t xml:space="preserve"> </w:t>
+      </w:r>
+      <w:r>
+        <w:rPr>
+          <w:rStyle w:val="VerbatimChar"/>
+        </w:rPr>
+        <w:t xml:space="preserve">st_as_sf()</w:t>
+      </w:r>
+      <w:r>
+        <w:t xml:space="preserve"> </w:t>
+      </w:r>
+      <w:r>
+        <w:t xml:space="preserve">errors because a few</w:t>
+      </w:r>
+      <w:r>
+        <w:t xml:space="preserve"> </w:t>
+      </w:r>
+      <w:r>
+        <w:rPr>
+          <w:rStyle w:val="VerbatimChar"/>
+        </w:rPr>
+        <w:t xml:space="preserve">latitude</w:t>
+      </w:r>
+      <w:r>
+        <w:t xml:space="preserve"> </w:t>
+      </w:r>
+      <w:r>
+        <w:t xml:space="preserve">values are</w:t>
+      </w:r>
+      <w:r>
+        <w:t xml:space="preserve"> </w:t>
+      </w:r>
+      <w:r>
+        <w:rPr>
+          <w:rStyle w:val="VerbatimChar"/>
+        </w:rPr>
+        <w:t xml:space="preserve">NA</w:t>
+      </w:r>
+      <w:r>
+        <w:t xml:space="preserve">. What must you do first?</w:t>
+      </w:r>
+    </w:p>
+    <w:p>
+      <w:pPr>
+        <w:pStyle w:val="FirstParagraph"/>
+      </w:pPr>
+      <w:r>
+        <w:rPr>
+          <w:b/>
+          <w:bCs/>
+        </w:rPr>
+        <w:t xml:space="preserve">a.</w:t>
+      </w:r>
+      <w:r>
+        <w:t xml:space="preserve"> </w:t>
+      </w:r>
+      <w:r>
+        <w:rPr>
+          <w:rStyle w:val="VerbatimChar"/>
+        </w:rPr>
+        <w:t xml:space="preserve">filter(!is.na(latitude), !is.na(longitude))</w:t>
+      </w:r>
+      <w:r>
+        <w:t xml:space="preserve"> </w:t>
+      </w:r>
+      <w:r>
+        <w:t xml:space="preserve">before</w:t>
+      </w:r>
+      <w:r>
+        <w:t xml:space="preserve"> </w:t>
+      </w:r>
+      <w:r>
+        <w:rPr>
+          <w:rStyle w:val="VerbatimChar"/>
+        </w:rPr>
+        <w:t xml:space="preserve">st_as_sf()</w:t>
+      </w:r>
+      <w:r>
+        <w:br/>
+      </w:r>
+      <w:r>
+        <w:rPr>
+          <w:b/>
+          <w:bCs/>
+        </w:rPr>
+        <w:t xml:space="preserve">b.</w:t>
+      </w:r>
+      <w:r>
+        <w:t xml:space="preserve"> </w:t>
+      </w:r>
+      <w:r>
+        <w:t xml:space="preserve">Replace every</w:t>
+      </w:r>
+      <w:r>
+        <w:t xml:space="preserve"> </w:t>
+      </w:r>
+      <w:r>
+        <w:rPr>
+          <w:rStyle w:val="VerbatimChar"/>
+        </w:rPr>
+        <w:t xml:space="preserve">NA</w:t>
+      </w:r>
+      <w:r>
+        <w:t xml:space="preserve"> </w:t>
+      </w:r>
+      <w:r>
+        <w:t xml:space="preserve">with 0</w:t>
+      </w:r>
+      <w:r>
+        <w:br/>
+      </w:r>
+      <w:r>
+        <w:rPr>
+          <w:b/>
+          <w:bCs/>
+        </w:rPr>
+        <w:t xml:space="preserve">c.</w:t>
+      </w:r>
+      <w:r>
+        <w:t xml:space="preserve"> </w:t>
+      </w:r>
+      <w:r>
+        <w:t xml:space="preserve">Change the CRS</w:t>
+      </w:r>
+      <w:r>
+        <w:br/>
+      </w:r>
+      <w:r>
+        <w:rPr>
+          <w:b/>
+          <w:bCs/>
+        </w:rPr>
+        <w:t xml:space="preserve">d.</w:t>
+      </w:r>
+      <w:r>
+        <w:t xml:space="preserve"> </w:t>
+      </w:r>
+      <w:r>
+        <w:t xml:space="preserve">Use</w:t>
+      </w:r>
+      <w:r>
+        <w:t xml:space="preserve"> </w:t>
+      </w:r>
+      <w:r>
+        <w:rPr>
+          <w:rStyle w:val="VerbatimChar"/>
+        </w:rPr>
+        <w:t xml:space="preserve">pivot_longer()</w:t>
+      </w:r>
+      <w:r>
+        <w:t xml:space="preserve"> </w:t>
+      </w:r>
+      <w:r>
+        <w:t xml:space="preserve">first</w:t>
+      </w:r>
+    </w:p>
+    <w:bookmarkEnd w:id="17"/>
+    <w:bookmarkStart w:id="18" w:name="Xc80fa815a7bf44782ff6b1e5c8ddd51c37c0e98"/>
+    <w:p>
+      <w:pPr>
+        <w:pStyle w:val="Heading3"/>
+      </w:pPr>
+      <w:r>
+        <w:t xml:space="preserve">9.</w:t>
+      </w:r>
+      <w:r>
+        <w:t xml:space="preserve"> </w:t>
+      </w:r>
+      <w:r>
+        <w:rPr>
+          <w:i/>
+          <w:iCs/>
+        </w:rPr>
+        <w:t xml:space="preserve">(T/F)</w:t>
+      </w:r>
+      <w:r>
+        <w:t xml:space="preserve"> </w:t>
+      </w:r>
+      <w:r>
+        <w:t xml:space="preserve">Latitude is the y-coordinate and longitude is the x-coordinate.</w:t>
+      </w:r>
+    </w:p>
+    <w:p>
+      <w:pPr>
+        <w:pStyle w:val="FirstParagraph"/>
+      </w:pPr>
+      <w:r>
+        <w:rPr>
+          <w:b/>
+          <w:bCs/>
+        </w:rPr>
+        <w:t xml:space="preserve">True / False</w:t>
+      </w:r>
     </w:p>
     <w:p>
       <w:r>
@@ -271,100 +1152,751 @@
         </w:pict>
       </w:r>
     </w:p>
-    <w:bookmarkEnd w:id="13"/>
-    <w:bookmarkEnd w:id="14"/>
-    <w:bookmarkStart w:id="16" w:name="question-3-matching-spatial-terms"/>
-    <w:p>
-      <w:pPr>
-        <w:pStyle w:val="Heading1"/>
-      </w:pPr>
-      <w:r>
-        <w:t xml:space="preserve">Question 3 · Matching — spatial terms</w:t>
-      </w:r>
-    </w:p>
-    <w:bookmarkStart w:id="15" w:name="X1bc6438a489f57073c2a1c0e56d980b9a74ef5f"/>
+    <w:bookmarkEnd w:id="18"/>
+    <w:bookmarkEnd w:id="19"/>
+    <w:bookmarkStart w:id="25" w:name="drawing-maps-and-choropleths"/>
+    <w:p>
+      <w:pPr>
+        <w:pStyle w:val="Heading2"/>
+      </w:pPr>
+      <w:r>
+        <w:t xml:space="preserve">Drawing maps and choropleths</w:t>
+      </w:r>
+    </w:p>
+    <w:bookmarkStart w:id="20" w:name="Xbc4697d9b21f8edf284a97ac826a4d3d81b0427"/>
     <w:p>
       <w:pPr>
         <w:pStyle w:val="Heading3"/>
       </w:pPr>
       <w:r>
-        <w:t xml:space="preserve">Match each term to its meaning. Write the letter next to each item.</w:t>
-      </w:r>
-    </w:p>
-    <w:p>
-      <w:pPr>
-        <w:pStyle w:val="SourceCode"/>
-      </w:pPr>
+        <w:t xml:space="preserve">10.</w:t>
+      </w:r>
+      <w:r>
+        <w:t xml:space="preserve"> </w:t>
+      </w:r>
+      <w:r>
+        <w:rPr>
+          <w:i/>
+          <w:iCs/>
+        </w:rPr>
+        <w:t xml:space="preserve">(MC)</w:t>
+      </w:r>
+      <w:r>
+        <w:t xml:space="preserve"> </w:t>
+      </w:r>
+      <w:r>
+        <w:t xml:space="preserve">To draw</w:t>
+      </w:r>
+      <w:r>
+        <w:t xml:space="preserve"> </w:t>
+      </w:r>
       <w:r>
         <w:rPr>
           <w:rStyle w:val="VerbatimChar"/>
         </w:rPr>
-        <w:t xml:space="preserve">1.  point            ___</w:t>
+        <w:t xml:space="preserve">states_sf</w:t>
+      </w:r>
+      <w:r>
+        <w:t xml:space="preserve"> </w:t>
+      </w:r>
+      <w:r>
+        <w:t xml:space="preserve">as a grey basemap with</w:t>
+      </w:r>
+      <w:r>
+        <w:t xml:space="preserve"> </w:t>
+      </w:r>
+      <w:r>
+        <w:rPr>
+          <w:rStyle w:val="VerbatimChar"/>
+        </w:rPr>
+        <w:t xml:space="preserve">bigfoot_sf</w:t>
+      </w:r>
+      <w:r>
+        <w:t xml:space="preserve"> </w:t>
+      </w:r>
+      <w:r>
+        <w:t xml:space="preserve">points on top, the layer order is:</w:t>
+      </w:r>
+    </w:p>
+    <w:p>
+      <w:pPr>
+        <w:pStyle w:val="FirstParagraph"/>
+      </w:pPr>
+      <w:r>
+        <w:rPr>
+          <w:b/>
+          <w:bCs/>
+        </w:rPr>
+        <w:t xml:space="preserve">a.</w:t>
+      </w:r>
+      <w:r>
+        <w:t xml:space="preserve"> </w:t>
+      </w:r>
+      <w:r>
+        <w:rPr>
+          <w:rStyle w:val="VerbatimChar"/>
+        </w:rPr>
+        <w:t xml:space="preserve">geom_sf(data = states_sf, ...)</w:t>
+      </w:r>
+      <w:r>
+        <w:t xml:space="preserve"> </w:t>
+      </w:r>
+      <w:r>
+        <w:t xml:space="preserve">first, then</w:t>
+      </w:r>
+      <w:r>
+        <w:t xml:space="preserve"> </w:t>
+      </w:r>
+      <w:r>
+        <w:rPr>
+          <w:rStyle w:val="VerbatimChar"/>
+        </w:rPr>
+        <w:t xml:space="preserve">geom_sf(data = bigfoot_sf, ...)</w:t>
       </w:r>
       <w:r>
         <w:br/>
       </w:r>
       <w:r>
         <w:rPr>
+          <w:b/>
+          <w:bCs/>
+        </w:rPr>
+        <w:t xml:space="preserve">b.</w:t>
+      </w:r>
+      <w:r>
+        <w:t xml:space="preserve"> </w:t>
+      </w:r>
+      <w:r>
+        <w:t xml:space="preserve">Points first, then the basemap on top</w:t>
+      </w:r>
+      <w:r>
+        <w:br/>
+      </w:r>
+      <w:r>
+        <w:rPr>
+          <w:b/>
+          <w:bCs/>
+        </w:rPr>
+        <w:t xml:space="preserve">c.</w:t>
+      </w:r>
+      <w:r>
+        <w:t xml:space="preserve"> </w:t>
+      </w:r>
+      <w:r>
+        <w:t xml:space="preserve">Order does not matter for maps</w:t>
+      </w:r>
+      <w:r>
+        <w:br/>
+      </w:r>
+      <w:r>
+        <w:rPr>
+          <w:b/>
+          <w:bCs/>
+        </w:rPr>
+        <w:t xml:space="preserve">d.</w:t>
+      </w:r>
+      <w:r>
+        <w:t xml:space="preserve"> </w:t>
+      </w:r>
+      <w:r>
+        <w:t xml:space="preserve">Both must be in a single</w:t>
+      </w:r>
+      <w:r>
+        <w:t xml:space="preserve"> </w:t>
+      </w:r>
+      <w:r>
+        <w:rPr>
           <w:rStyle w:val="VerbatimChar"/>
         </w:rPr>
-        <w:t xml:space="preserve">2.  polygon          ___</w:t>
+        <w:t xml:space="preserve">geom_sf()</w:t>
+      </w:r>
+      <w:r>
+        <w:t xml:space="preserve"> </w:t>
+      </w:r>
+      <w:r>
+        <w:t xml:space="preserve">call</w:t>
+      </w:r>
+    </w:p>
+    <w:bookmarkEnd w:id="20"/>
+    <w:bookmarkStart w:id="21" w:name="Xad6940cdd543e62690b1445b0477b0e827ef064"/>
+    <w:p>
+      <w:pPr>
+        <w:pStyle w:val="Heading3"/>
+      </w:pPr>
+      <w:r>
+        <w:t xml:space="preserve">11.</w:t>
+      </w:r>
+      <w:r>
+        <w:t xml:space="preserve"> </w:t>
+      </w:r>
+      <w:r>
+        <w:rPr>
+          <w:i/>
+          <w:iCs/>
+        </w:rPr>
+        <w:t xml:space="preserve">(MC)</w:t>
+      </w:r>
+      <w:r>
+        <w:t xml:space="preserve"> </w:t>
+      </w:r>
+      <w:r>
+        <w:t xml:space="preserve">A per-state choropleth of counts is built by:</w:t>
+      </w:r>
+    </w:p>
+    <w:p>
+      <w:pPr>
+        <w:pStyle w:val="FirstParagraph"/>
+      </w:pPr>
+      <w:r>
+        <w:rPr>
+          <w:b/>
+          <w:bCs/>
+        </w:rPr>
+        <w:t xml:space="preserve">a.</w:t>
+      </w:r>
+      <w:r>
+        <w:t xml:space="preserve"> </w:t>
+      </w:r>
+      <w:r>
+        <w:t xml:space="preserve">Plotting points only</w:t>
       </w:r>
       <w:r>
         <w:br/>
       </w:r>
       <w:r>
         <w:rPr>
+          <w:b/>
+          <w:bCs/>
+        </w:rPr>
+        <w:t xml:space="preserve">b.</w:t>
+      </w:r>
+      <w:r>
+        <w:t xml:space="preserve"> </w:t>
+      </w:r>
+      <w:r>
+        <w:t xml:space="preserve">Counting per state, joining those counts to the state polygons, and filling by the count</w:t>
+      </w:r>
+      <w:r>
+        <w:br/>
+      </w:r>
+      <w:r>
+        <w:rPr>
+          <w:b/>
+          <w:bCs/>
+        </w:rPr>
+        <w:t xml:space="preserve">c.</w:t>
+      </w:r>
+      <w:r>
+        <w:t xml:space="preserve"> </w:t>
+      </w:r>
+      <w:r>
+        <w:t xml:space="preserve">Using</w:t>
+      </w:r>
+      <w:r>
+        <w:t xml:space="preserve"> </w:t>
+      </w:r>
+      <w:r>
+        <w:rPr>
           <w:rStyle w:val="VerbatimChar"/>
         </w:rPr>
-        <w:t xml:space="preserve">3.  CRS              ___</w:t>
+        <w:t xml:space="preserve">pivot_wider()</w:t>
+      </w:r>
+      <w:r>
+        <w:t xml:space="preserve"> </w:t>
+      </w:r>
+      <w:r>
+        <w:t xml:space="preserve">on the coordinates</w:t>
       </w:r>
       <w:r>
         <w:br/>
       </w:r>
       <w:r>
         <w:rPr>
+          <w:b/>
+          <w:bCs/>
+        </w:rPr>
+        <w:t xml:space="preserve">d.</w:t>
+      </w:r>
+      <w:r>
+        <w:t xml:space="preserve"> </w:t>
+      </w:r>
+      <w:r>
+        <w:t xml:space="preserve">Changing the CRS to 3857</w:t>
+      </w:r>
+    </w:p>
+    <w:bookmarkEnd w:id="21"/>
+    <w:bookmarkStart w:id="22" w:name="X78e8e65c53281b0691815090ac17b7615345ed2"/>
+    <w:p>
+      <w:pPr>
+        <w:pStyle w:val="Heading3"/>
+      </w:pPr>
+      <w:r>
+        <w:t xml:space="preserve">12.</w:t>
+      </w:r>
+      <w:r>
+        <w:t xml:space="preserve"> </w:t>
+      </w:r>
+      <w:r>
+        <w:rPr>
+          <w:i/>
+          <w:iCs/>
+        </w:rPr>
+        <w:t xml:space="preserve">(Predict)</w:t>
+      </w:r>
+      <w:r>
+        <w:t xml:space="preserve"> </w:t>
+      </w:r>
+      <w:r>
+        <w:t xml:space="preserve">You join sighting counts to</w:t>
+      </w:r>
+      <w:r>
+        <w:t xml:space="preserve"> </w:t>
+      </w:r>
+      <w:r>
+        <w:rPr>
           <w:rStyle w:val="VerbatimChar"/>
         </w:rPr>
-        <w:t xml:space="preserve">4.  choropleth       ___</w:t>
-      </w:r>
-    </w:p>
-    <w:p>
-      <w:pPr>
-        <w:pStyle w:val="SourceCode"/>
-      </w:pPr>
+        <w:t xml:space="preserve">states_sf</w:t>
+      </w:r>
+      <w:r>
+        <w:t xml:space="preserve"> </w:t>
+      </w:r>
+      <w:r>
+        <w:t xml:space="preserve">but the whole choropleth is grey with all-</w:t>
+      </w:r>
       <w:r>
         <w:rPr>
           <w:rStyle w:val="VerbatimChar"/>
         </w:rPr>
-        <w:t xml:space="preserve">A.  A map that shades areas by a value</w:t>
+        <w:t xml:space="preserve">NA</w:t>
+      </w:r>
+      <w:r>
+        <w:t xml:space="preserve"> </w:t>
+      </w:r>
+      <w:r>
+        <w:t xml:space="preserve">fills. The report</w:t>
+      </w:r>
+      <w:r>
+        <w:t xml:space="preserve"> </w:t>
+      </w:r>
+      <w:r>
+        <w:rPr>
+          <w:rStyle w:val="VerbatimChar"/>
+        </w:rPr>
+        <w:t xml:space="preserve">state</w:t>
+      </w:r>
+      <w:r>
+        <w:t xml:space="preserve"> </w:t>
+      </w:r>
+      <w:r>
+        <w:t xml:space="preserve">values are</w:t>
+      </w:r>
+      <w:r>
+        <w:t xml:space="preserve"> </w:t>
+      </w:r>
+      <w:r>
+        <w:rPr>
+          <w:rStyle w:val="VerbatimChar"/>
+        </w:rPr>
+        <w:t xml:space="preserve">"Washington"</w:t>
+      </w:r>
+      <w:r>
+        <w:t xml:space="preserve">; the map’s are</w:t>
+      </w:r>
+      <w:r>
+        <w:t xml:space="preserve"> </w:t>
+      </w:r>
+      <w:r>
+        <w:rPr>
+          <w:rStyle w:val="VerbatimChar"/>
+        </w:rPr>
+        <w:t xml:space="preserve">"washington"</w:t>
+      </w:r>
+      <w:r>
+        <w:t xml:space="preserve">. Cause and fix?</w:t>
+      </w:r>
+    </w:p>
+    <w:p>
+      <w:pPr>
+        <w:pStyle w:val="FirstParagraph"/>
+      </w:pPr>
+      <w:r>
+        <w:rPr>
+          <w:b/>
+          <w:bCs/>
+        </w:rPr>
+        <w:t xml:space="preserve">a.</w:t>
+      </w:r>
+      <w:r>
+        <w:t xml:space="preserve"> </w:t>
+      </w:r>
+      <w:r>
+        <w:t xml:space="preserve">Key mismatch from letter case; fix with</w:t>
+      </w:r>
+      <w:r>
+        <w:t xml:space="preserve"> </w:t>
+      </w:r>
+      <w:r>
+        <w:rPr>
+          <w:rStyle w:val="VerbatimChar"/>
+        </w:rPr>
+        <w:t xml:space="preserve">str_to_lower()</w:t>
+      </w:r>
+      <w:r>
+        <w:t xml:space="preserve"> </w:t>
+      </w:r>
+      <w:r>
+        <w:t xml:space="preserve">so both keys match</w:t>
       </w:r>
       <w:r>
         <w:br/>
       </w:r>
       <w:r>
         <w:rPr>
+          <w:b/>
+          <w:bCs/>
+        </w:rPr>
+        <w:t xml:space="preserve">b.</w:t>
+      </w:r>
+      <w:r>
+        <w:t xml:space="preserve"> </w:t>
+      </w:r>
+      <w:r>
+        <w:t xml:space="preserve">The CRS is wrong; change to 5070</w:t>
+      </w:r>
+      <w:r>
+        <w:br/>
+      </w:r>
+      <w:r>
+        <w:rPr>
+          <w:b/>
+          <w:bCs/>
+        </w:rPr>
+        <w:t xml:space="preserve">c.</w:t>
+      </w:r>
+      <w:r>
+        <w:t xml:space="preserve"> </w:t>
+      </w:r>
+      <w:r>
+        <w:rPr>
           <w:rStyle w:val="VerbatimChar"/>
         </w:rPr>
-        <w:t xml:space="preserve">B.  A single location (e.g. one sighting)</w:t>
+        <w:t xml:space="preserve">geom_sf()</w:t>
+      </w:r>
+      <w:r>
+        <w:t xml:space="preserve"> </w:t>
+      </w:r>
+      <w:r>
+        <w:t xml:space="preserve">is broken; use</w:t>
+      </w:r>
+      <w:r>
+        <w:t xml:space="preserve"> </w:t>
+      </w:r>
+      <w:r>
+        <w:rPr>
+          <w:rStyle w:val="VerbatimChar"/>
+        </w:rPr>
+        <w:t xml:space="preserve">geom_polygon()</w:t>
       </w:r>
       <w:r>
         <w:br/>
       </w:r>
       <w:r>
         <w:rPr>
+          <w:b/>
+          <w:bCs/>
+        </w:rPr>
+        <w:t xml:space="preserve">d.</w:t>
+      </w:r>
+      <w:r>
+        <w:t xml:space="preserve"> </w:t>
+      </w:r>
+      <w:r>
+        <w:t xml:space="preserve">There are too many states</w:t>
+      </w:r>
+    </w:p>
+    <w:bookmarkEnd w:id="22"/>
+    <w:bookmarkStart w:id="23" w:name="Xe038c71f22abcf5acab28e900090900395be5e9"/>
+    <w:p>
+      <w:pPr>
+        <w:pStyle w:val="Heading3"/>
+      </w:pPr>
+      <w:r>
+        <w:t xml:space="preserve">13.</w:t>
+      </w:r>
+      <w:r>
+        <w:t xml:space="preserve"> </w:t>
+      </w:r>
+      <w:r>
+        <w:rPr>
+          <w:i/>
+          <w:iCs/>
+        </w:rPr>
+        <w:t xml:space="preserve">(Predict)</w:t>
+      </w:r>
+      <w:r>
+        <w:t xml:space="preserve"> </w:t>
+      </w:r>
+      <w:r>
+        <w:t xml:space="preserve">★ A choropleth of raw sighting</w:t>
+      </w:r>
+      <w:r>
+        <w:t xml:space="preserve"> </w:t>
+      </w:r>
+      <w:r>
+        <w:rPr>
+          <w:i/>
+          <w:iCs/>
+        </w:rPr>
+        <w:t xml:space="preserve">counts</w:t>
+      </w:r>
+      <w:r>
+        <w:t xml:space="preserve"> </w:t>
+      </w:r>
+      <w:r>
+        <w:t xml:space="preserve">(not per-capita) mostly ends up highlighting:</w:t>
+      </w:r>
+    </w:p>
+    <w:p>
+      <w:pPr>
+        <w:pStyle w:val="FirstParagraph"/>
+      </w:pPr>
+      <w:r>
+        <w:rPr>
+          <w:b/>
+          <w:bCs/>
+        </w:rPr>
+        <w:t xml:space="preserve">a.</w:t>
+      </w:r>
+      <w:r>
+        <w:t xml:space="preserve"> </w:t>
+      </w:r>
+      <w:r>
+        <w:t xml:space="preserve">The states where the phenomenon is genuinely most common</w:t>
+      </w:r>
+      <w:r>
+        <w:br/>
+      </w:r>
+      <w:r>
+        <w:rPr>
+          <w:b/>
+          <w:bCs/>
+        </w:rPr>
+        <w:t xml:space="preserve">b.</w:t>
+      </w:r>
+      <w:r>
+        <w:t xml:space="preserve"> </w:t>
+      </w:r>
+      <w:r>
+        <w:t xml:space="preserve">The most populous states, because more people means more reports</w:t>
+      </w:r>
+      <w:r>
+        <w:br/>
+      </w:r>
+      <w:r>
+        <w:rPr>
+          <w:b/>
+          <w:bCs/>
+        </w:rPr>
+        <w:t xml:space="preserve">c.</w:t>
+      </w:r>
+      <w:r>
+        <w:t xml:space="preserve"> </w:t>
+      </w:r>
+      <w:r>
+        <w:t xml:space="preserve">The states with the smallest area</w:t>
+      </w:r>
+      <w:r>
+        <w:br/>
+      </w:r>
+      <w:r>
+        <w:rPr>
+          <w:b/>
+          <w:bCs/>
+        </w:rPr>
+        <w:t xml:space="preserve">d.</w:t>
+      </w:r>
+      <w:r>
+        <w:t xml:space="preserve"> </w:t>
+      </w:r>
+      <w:r>
+        <w:t xml:space="preserve">Nothing — counts cannot be mapped</w:t>
+      </w:r>
+    </w:p>
+    <w:bookmarkEnd w:id="23"/>
+    <w:bookmarkStart w:id="24" w:name="X6aedf4f2dc968ff91cd886ab49ee271b058aa2a"/>
+    <w:p>
+      <w:pPr>
+        <w:pStyle w:val="Heading3"/>
+      </w:pPr>
+      <w:r>
+        <w:t xml:space="preserve">14.</w:t>
+      </w:r>
+      <w:r>
+        <w:t xml:space="preserve"> </w:t>
+      </w:r>
+      <w:r>
+        <w:rPr>
+          <w:i/>
+          <w:iCs/>
+        </w:rPr>
+        <w:t xml:space="preserve">(Fix)</w:t>
+      </w:r>
+      <w:r>
+        <w:t xml:space="preserve"> </w:t>
+      </w:r>
+      <w:r>
+        <w:rPr>
           <w:rStyle w:val="VerbatimChar"/>
         </w:rPr>
-        <w:t xml:space="preserve">C.  The rulebook saying what the coordinate numbers mean</w:t>
+        <w:t xml:space="preserve">geom_sf(data = bigfoot_df)</w:t>
+      </w:r>
+      <w:r>
+        <w:t xml:space="preserve"> </w:t>
+      </w:r>
+      <w:r>
+        <w:t xml:space="preserve">errors.</w:t>
+      </w:r>
+      <w:r>
+        <w:t xml:space="preserve"> </w:t>
+      </w:r>
+      <w:r>
+        <w:rPr>
+          <w:rStyle w:val="VerbatimChar"/>
+        </w:rPr>
+        <w:t xml:space="preserve">bigfoot_df</w:t>
+      </w:r>
+      <w:r>
+        <w:t xml:space="preserve"> </w:t>
+      </w:r>
+      <w:r>
+        <w:t xml:space="preserve">is a plain data frame with</w:t>
+      </w:r>
+      <w:r>
+        <w:t xml:space="preserve"> </w:t>
+      </w:r>
+      <w:r>
+        <w:rPr>
+          <w:rStyle w:val="VerbatimChar"/>
+        </w:rPr>
+        <w:t xml:space="preserve">longitude</w:t>
+      </w:r>
+      <w:r>
+        <w:t xml:space="preserve">/</w:t>
+      </w:r>
+      <w:r>
+        <w:rPr>
+          <w:rStyle w:val="VerbatimChar"/>
+        </w:rPr>
+        <w:t xml:space="preserve">latitude</w:t>
+      </w:r>
+      <w:r>
+        <w:t xml:space="preserve"> </w:t>
+      </w:r>
+      <w:r>
+        <w:t xml:space="preserve">columns. What is missing?</w:t>
+      </w:r>
+    </w:p>
+    <w:p>
+      <w:pPr>
+        <w:pStyle w:val="FirstParagraph"/>
+      </w:pPr>
+      <w:r>
+        <w:rPr>
+          <w:b/>
+          <w:bCs/>
+        </w:rPr>
+        <w:t xml:space="preserve">a.</w:t>
+      </w:r>
+      <w:r>
+        <w:t xml:space="preserve"> </w:t>
+      </w:r>
+      <w:r>
+        <w:t xml:space="preserve">Convert it to an sf object first with</w:t>
+      </w:r>
+      <w:r>
+        <w:t xml:space="preserve"> </w:t>
+      </w:r>
+      <w:r>
+        <w:rPr>
+          <w:rStyle w:val="VerbatimChar"/>
+        </w:rPr>
+        <w:t xml:space="preserve">st_as_sf(..., coords = c("longitude", "latitude"), crs = 4326)</w:t>
       </w:r>
       <w:r>
         <w:br/>
       </w:r>
       <w:r>
         <w:rPr>
+          <w:b/>
+          <w:bCs/>
+        </w:rPr>
+        <w:t xml:space="preserve">b.</w:t>
+      </w:r>
+      <w:r>
+        <w:t xml:space="preserve"> </w:t>
+      </w:r>
+      <w:r>
+        <w:rPr>
           <w:rStyle w:val="VerbatimChar"/>
         </w:rPr>
-        <w:t xml:space="preserve">D.  An area outline (e.g. a state)</w:t>
+        <w:t xml:space="preserve">geom_sf()</w:t>
+      </w:r>
+      <w:r>
+        <w:t xml:space="preserve"> </w:t>
+      </w:r>
+      <w:r>
+        <w:t xml:space="preserve">should be</w:t>
+      </w:r>
+      <w:r>
+        <w:t xml:space="preserve"> </w:t>
+      </w:r>
+      <w:r>
+        <w:rPr>
+          <w:rStyle w:val="VerbatimChar"/>
+        </w:rPr>
+        <w:t xml:space="preserve">geom_point()</w:t>
+      </w:r>
+      <w:r>
+        <w:br/>
+      </w:r>
+      <w:r>
+        <w:rPr>
+          <w:b/>
+          <w:bCs/>
+        </w:rPr>
+        <w:t xml:space="preserve">c.</w:t>
+      </w:r>
+      <w:r>
+        <w:t xml:space="preserve"> </w:t>
+      </w:r>
+      <w:r>
+        <w:t xml:space="preserve">You need</w:t>
+      </w:r>
+      <w:r>
+        <w:t xml:space="preserve"> </w:t>
+      </w:r>
+      <w:r>
+        <w:rPr>
+          <w:rStyle w:val="VerbatimChar"/>
+        </w:rPr>
+        <w:t xml:space="preserve">library(ggplot2)</w:t>
+      </w:r>
+      <w:r>
+        <w:br/>
+      </w:r>
+      <w:r>
+        <w:rPr>
+          <w:b/>
+          <w:bCs/>
+        </w:rPr>
+        <w:t xml:space="preserve">d.</w:t>
+      </w:r>
+      <w:r>
+        <w:t xml:space="preserve"> </w:t>
+      </w:r>
+      <w:r>
+        <w:t xml:space="preserve">Nothing — this works</w:t>
       </w:r>
     </w:p>
     <w:p>
@@ -374,580 +1906,9 @@
         </w:pict>
       </w:r>
     </w:p>
-    <w:bookmarkEnd w:id="15"/>
-    <w:bookmarkEnd w:id="16"/>
-    <w:bookmarkStart w:id="18" w:name="Xb273a2a43c2cef4d2dffe12ac7e5804142fe956"/>
-    <w:p>
-      <w:pPr>
-        <w:pStyle w:val="Heading1"/>
-      </w:pPr>
-      <w:r>
-        <w:t xml:space="preserve">Question 4 · Short code — make points spatial</w:t>
-      </w:r>
-    </w:p>
-    <w:bookmarkStart w:id="17" w:name="X31cfaddf7a609c45e64106bb7c67e1aab7d2fba"/>
-    <w:p>
-      <w:pPr>
-        <w:pStyle w:val="Heading3"/>
-      </w:pPr>
-      <w:r>
-        <w:t xml:space="preserve">Write the</w:t>
-      </w:r>
-      <w:r>
-        <w:t xml:space="preserve"> </w:t>
-      </w:r>
-      <w:r>
-        <w:rPr>
-          <w:rStyle w:val="VerbatimChar"/>
-        </w:rPr>
-        <w:t xml:space="preserve">st_as_sf()</w:t>
-      </w:r>
-      <w:r>
-        <w:t xml:space="preserve"> </w:t>
-      </w:r>
-      <w:r>
-        <w:t xml:space="preserve">call that turns</w:t>
-      </w:r>
-      <w:r>
-        <w:t xml:space="preserve"> </w:t>
-      </w:r>
-      <w:r>
-        <w:rPr>
-          <w:rStyle w:val="VerbatimChar"/>
-        </w:rPr>
-        <w:t xml:space="preserve">bigfoot_df</w:t>
-      </w:r>
-      <w:r>
-        <w:t xml:space="preserve"> </w:t>
-      </w:r>
-      <w:r>
-        <w:t xml:space="preserve">into an sf object using its</w:t>
-      </w:r>
-      <w:r>
-        <w:t xml:space="preserve"> </w:t>
-      </w:r>
-      <w:r>
-        <w:rPr>
-          <w:rStyle w:val="VerbatimChar"/>
-        </w:rPr>
-        <w:t xml:space="preserve">longitude</w:t>
-      </w:r>
-      <w:r>
-        <w:t xml:space="preserve"> </w:t>
-      </w:r>
-      <w:r>
-        <w:t xml:space="preserve">and</w:t>
-      </w:r>
-      <w:r>
-        <w:t xml:space="preserve"> </w:t>
-      </w:r>
-      <w:r>
-        <w:rPr>
-          <w:rStyle w:val="VerbatimChar"/>
-        </w:rPr>
-        <w:t xml:space="preserve">latitude</w:t>
-      </w:r>
-      <w:r>
-        <w:t xml:space="preserve"> </w:t>
-      </w:r>
-      <w:r>
-        <w:t xml:space="preserve">columns, with CRS 4326.</w:t>
-      </w:r>
-    </w:p>
-    <w:p>
-      <w:pPr>
-        <w:pStyle w:val="SourceCode"/>
-      </w:pPr>
-      <w:r>
-        <w:rPr>
-          <w:rStyle w:val="CommentTok"/>
-        </w:rPr>
-        <w:t xml:space="preserve"># Your code:</w:t>
-      </w:r>
-    </w:p>
-    <w:p>
-      <w:r>
-        <w:pict>
-          <v:rect style="width:0;height:1.5pt" o:hralign="center" o:hrstd="t" o:hr="t"/>
-        </w:pict>
-      </w:r>
-    </w:p>
-    <w:bookmarkEnd w:id="17"/>
-    <w:bookmarkEnd w:id="18"/>
-    <w:bookmarkStart w:id="20" w:name="X2b024cf2876cda51700030e73689e0b91b4cbec"/>
-    <w:p>
-      <w:pPr>
-        <w:pStyle w:val="Heading1"/>
-      </w:pPr>
-      <w:r>
-        <w:t xml:space="preserve">Question 5 · Find the error — coordinate order</w:t>
-      </w:r>
-    </w:p>
-    <w:bookmarkStart w:id="19" w:name="X50ff33bf336c29055a0b64929c95d35d7e4d542"/>
-    <w:p>
-      <w:pPr>
-        <w:pStyle w:val="Heading3"/>
-      </w:pPr>
-      <w:r>
-        <w:t xml:space="preserve">A student’s points all land in the wrong hemisphere. Their call is</w:t>
-      </w:r>
-      <w:r>
-        <w:t xml:space="preserve"> </w:t>
-      </w:r>
-      <w:r>
-        <w:rPr>
-          <w:rStyle w:val="VerbatimChar"/>
-        </w:rPr>
-        <w:t xml:space="preserve">st_as_sf(coords = c("latitude", "longitude"), crs = 4326)</w:t>
-      </w:r>
-      <w:r>
-        <w:t xml:space="preserve">. What is wrong?</w:t>
-      </w:r>
-    </w:p>
-    <w:p>
-      <w:pPr>
-        <w:pStyle w:val="SourceCode"/>
-      </w:pPr>
-    </w:p>
-    <w:p>
-      <w:r>
-        <w:pict>
-          <v:rect style="width:0;height:1.5pt" o:hralign="center" o:hrstd="t" o:hr="t"/>
-        </w:pict>
-      </w:r>
-    </w:p>
-    <w:bookmarkEnd w:id="19"/>
-    <w:bookmarkEnd w:id="20"/>
-    <w:bookmarkStart w:id="22" w:name="X5939419177fc988ac306fc3525cca90918b2c78"/>
-    <w:p>
-      <w:pPr>
-        <w:pStyle w:val="Heading1"/>
-      </w:pPr>
-      <w:r>
-        <w:t xml:space="preserve">Question 6 · Find the error — missing coordinates</w:t>
-      </w:r>
-    </w:p>
-    <w:bookmarkStart w:id="21" w:name="X63ace207d72192f561f28152f0de7c31c292f75"/>
-    <w:p>
-      <w:pPr>
-        <w:pStyle w:val="Heading3"/>
-      </w:pPr>
-      <w:r>
-        <w:rPr>
-          <w:rStyle w:val="VerbatimChar"/>
-        </w:rPr>
-        <w:t xml:space="preserve">st_as_sf()</w:t>
-      </w:r>
-      <w:r>
-        <w:t xml:space="preserve"> </w:t>
-      </w:r>
-      <w:r>
-        <w:t xml:space="preserve">errors on some rows. The data has</w:t>
-      </w:r>
-      <w:r>
-        <w:t xml:space="preserve"> </w:t>
-      </w:r>
-      <w:r>
-        <w:rPr>
-          <w:rStyle w:val="VerbatimChar"/>
-        </w:rPr>
-        <w:t xml:space="preserve">NA</w:t>
-      </w:r>
-      <w:r>
-        <w:t xml:space="preserve"> </w:t>
-      </w:r>
-      <w:r>
-        <w:t xml:space="preserve">in a few latitude values. What must you do before calling</w:t>
-      </w:r>
-      <w:r>
-        <w:t xml:space="preserve"> </w:t>
-      </w:r>
-      <w:r>
-        <w:rPr>
-          <w:rStyle w:val="VerbatimChar"/>
-        </w:rPr>
-        <w:t xml:space="preserve">st_as_sf()</w:t>
-      </w:r>
-      <w:r>
-        <w:t xml:space="preserve">?</w:t>
-      </w:r>
-    </w:p>
-    <w:p>
-      <w:pPr>
-        <w:pStyle w:val="SourceCode"/>
-      </w:pPr>
-      <w:r>
-        <w:rPr>
-          <w:rStyle w:val="CommentTok"/>
-        </w:rPr>
-        <w:t xml:space="preserve"># The line(s) to add first:</w:t>
-      </w:r>
-    </w:p>
-    <w:p>
-      <w:r>
-        <w:pict>
-          <v:rect style="width:0;height:1.5pt" o:hralign="center" o:hrstd="t" o:hr="t"/>
-        </w:pict>
-      </w:r>
-    </w:p>
-    <w:bookmarkEnd w:id="21"/>
-    <w:bookmarkEnd w:id="22"/>
-    <w:bookmarkStart w:id="24" w:name="question-7-short-code-layer-a-map"/>
-    <w:p>
-      <w:pPr>
-        <w:pStyle w:val="Heading1"/>
-      </w:pPr>
-      <w:r>
-        <w:t xml:space="preserve">Question 7 · Short code — layer a map</w:t>
-      </w:r>
-    </w:p>
-    <w:bookmarkStart w:id="23" w:name="X014162d954b65233a1e926137bc8e03de3f6f12"/>
-    <w:p>
-      <w:pPr>
-        <w:pStyle w:val="Heading3"/>
-      </w:pPr>
-      <w:r>
-        <w:t xml:space="preserve">Write a</w:t>
-      </w:r>
-      <w:r>
-        <w:t xml:space="preserve"> </w:t>
-      </w:r>
-      <w:r>
-        <w:rPr>
-          <w:rStyle w:val="VerbatimChar"/>
-        </w:rPr>
-        <w:t xml:space="preserve">ggplot()</w:t>
-      </w:r>
-      <w:r>
-        <w:t xml:space="preserve"> </w:t>
-      </w:r>
-      <w:r>
-        <w:t xml:space="preserve">that draws</w:t>
-      </w:r>
-      <w:r>
-        <w:t xml:space="preserve"> </w:t>
-      </w:r>
-      <w:r>
-        <w:rPr>
-          <w:rStyle w:val="VerbatimChar"/>
-        </w:rPr>
-        <w:t xml:space="preserve">states_sf</w:t>
-      </w:r>
-      <w:r>
-        <w:t xml:space="preserve"> </w:t>
-      </w:r>
-      <w:r>
-        <w:t xml:space="preserve">as a light grey basemap and then plots</w:t>
-      </w:r>
-      <w:r>
-        <w:t xml:space="preserve"> </w:t>
-      </w:r>
-      <w:r>
-        <w:rPr>
-          <w:rStyle w:val="VerbatimChar"/>
-        </w:rPr>
-        <w:t xml:space="preserve">bigfoot_sf</w:t>
-      </w:r>
-      <w:r>
-        <w:t xml:space="preserve"> </w:t>
-      </w:r>
-      <w:r>
-        <w:t xml:space="preserve">points on top. (Two</w:t>
-      </w:r>
-      <w:r>
-        <w:t xml:space="preserve"> </w:t>
-      </w:r>
-      <w:r>
-        <w:rPr>
-          <w:rStyle w:val="VerbatimChar"/>
-        </w:rPr>
-        <w:t xml:space="preserve">geom_sf()</w:t>
-      </w:r>
-      <w:r>
-        <w:t xml:space="preserve"> </w:t>
-      </w:r>
-      <w:r>
-        <w:t xml:space="preserve">layers, basemap first.)</w:t>
-      </w:r>
-    </w:p>
-    <w:p>
-      <w:pPr>
-        <w:pStyle w:val="SourceCode"/>
-      </w:pPr>
-      <w:r>
-        <w:rPr>
-          <w:rStyle w:val="CommentTok"/>
-        </w:rPr>
-        <w:t xml:space="preserve"># Your code:</w:t>
-      </w:r>
-      <w:r>
-        <w:br/>
-      </w:r>
-    </w:p>
-    <w:p>
-      <w:r>
-        <w:pict>
-          <v:rect style="width:0;height:1.5pt" o:hralign="center" o:hrstd="t" o:hr="t"/>
-        </w:pict>
-      </w:r>
-    </w:p>
-    <w:bookmarkEnd w:id="23"/>
     <w:bookmarkEnd w:id="24"/>
-    <w:bookmarkStart w:id="26" w:name="Xcf4ec1468dabde5a4ee87af839c2e5eedf5c83d"/>
-    <w:p>
-      <w:pPr>
-        <w:pStyle w:val="Heading1"/>
-      </w:pPr>
-      <w:r>
-        <w:t xml:space="preserve">Question 8 · Predict the output — a blank map</w:t>
-      </w:r>
-    </w:p>
-    <w:bookmarkStart w:id="25" w:name="Xc19d9fe644a139233591e5409e4cb5bb33e6b10"/>
-    <w:p>
-      <w:pPr>
-        <w:pStyle w:val="Heading3"/>
-      </w:pPr>
-      <w:r>
-        <w:t xml:space="preserve">You join sighting counts to</w:t>
-      </w:r>
-      <w:r>
-        <w:t xml:space="preserve"> </w:t>
-      </w:r>
-      <w:r>
-        <w:rPr>
-          <w:rStyle w:val="VerbatimChar"/>
-        </w:rPr>
-        <w:t xml:space="preserve">states_sf</w:t>
-      </w:r>
-      <w:r>
-        <w:t xml:space="preserve"> </w:t>
-      </w:r>
-      <w:r>
-        <w:t xml:space="preserve">but the whole choropleth comes out grey with all-</w:t>
-      </w:r>
-      <w:r>
-        <w:rPr>
-          <w:rStyle w:val="VerbatimChar"/>
-        </w:rPr>
-        <w:t xml:space="preserve">NA</w:t>
-      </w:r>
-      <w:r>
-        <w:t xml:space="preserve"> </w:t>
-      </w:r>
-      <w:r>
-        <w:t xml:space="preserve">fills. The report</w:t>
-      </w:r>
-      <w:r>
-        <w:t xml:space="preserve"> </w:t>
-      </w:r>
-      <w:r>
-        <w:rPr>
-          <w:rStyle w:val="VerbatimChar"/>
-        </w:rPr>
-        <w:t xml:space="preserve">state</w:t>
-      </w:r>
-      <w:r>
-        <w:t xml:space="preserve"> </w:t>
-      </w:r>
-      <w:r>
-        <w:t xml:space="preserve">values are</w:t>
-      </w:r>
-      <w:r>
-        <w:t xml:space="preserve"> </w:t>
-      </w:r>
-      <w:r>
-        <w:rPr>
-          <w:rStyle w:val="VerbatimChar"/>
-        </w:rPr>
-        <w:t xml:space="preserve">"Washington"</w:t>
-      </w:r>
-      <w:r>
-        <w:t xml:space="preserve"> </w:t>
-      </w:r>
-      <w:r>
-        <w:t xml:space="preserve">and the map’s are</w:t>
-      </w:r>
-      <w:r>
-        <w:t xml:space="preserve"> </w:t>
-      </w:r>
-      <w:r>
-        <w:rPr>
-          <w:rStyle w:val="VerbatimChar"/>
-        </w:rPr>
-        <w:t xml:space="preserve">"washington"</w:t>
-      </w:r>
-      <w:r>
-        <w:t xml:space="preserve">. What is happening, and what one function fixes it?</w:t>
-      </w:r>
-    </w:p>
-    <w:p>
-      <w:pPr>
-        <w:pStyle w:val="SourceCode"/>
-      </w:pPr>
-      <w:r>
-        <w:rPr>
-          <w:rStyle w:val="VerbatimChar"/>
-        </w:rPr>
-        <w:t xml:space="preserve">Cause:</w:t>
-      </w:r>
-      <w:r>
-        <w:br/>
-      </w:r>
-      <w:r>
-        <w:rPr>
-          <w:rStyle w:val="VerbatimChar"/>
-        </w:rPr>
-        <w:t xml:space="preserve">Fix:</w:t>
-      </w:r>
-    </w:p>
-    <w:p>
-      <w:r>
-        <w:pict>
-          <v:rect style="width:0;height:1.5pt" o:hralign="center" o:hrstd="t" o:hr="t"/>
-        </w:pict>
-      </w:r>
-    </w:p>
     <w:bookmarkEnd w:id="25"/>
-    <w:bookmarkEnd w:id="26"/>
-    <w:bookmarkStart w:id="28" w:name="X674553c2e00fd5864391879db49afe8041d1e41"/>
-    <w:p>
-      <w:pPr>
-        <w:pStyle w:val="Heading1"/>
-      </w:pPr>
-      <w:r>
-        <w:t xml:space="preserve">Question 9 · Multiple choice — a choropleth is…</w:t>
-      </w:r>
-    </w:p>
-    <w:bookmarkStart w:id="27" w:name="X32d758b1a0dd5580ceda6a42aadbf2f3cd35b77"/>
-    <w:p>
-      <w:pPr>
-        <w:pStyle w:val="Heading3"/>
-      </w:pPr>
-      <w:r>
-        <w:t xml:space="preserve">A per-state choropleth of counts is built by:</w:t>
-      </w:r>
-    </w:p>
-    <w:p>
-      <w:pPr>
-        <w:pStyle w:val="SourceCode"/>
-      </w:pPr>
-      <w:r>
-        <w:rPr>
-          <w:rStyle w:val="VerbatimChar"/>
-        </w:rPr>
-        <w:t xml:space="preserve">A)  Plotting points only</w:t>
-      </w:r>
-      <w:r>
-        <w:br/>
-      </w:r>
-      <w:r>
-        <w:rPr>
-          <w:rStyle w:val="VerbatimChar"/>
-        </w:rPr>
-        <w:t xml:space="preserve">B)  Counting per state, joining those counts to the state polygons, and filling by the count</w:t>
-      </w:r>
-      <w:r>
-        <w:br/>
-      </w:r>
-      <w:r>
-        <w:rPr>
-          <w:rStyle w:val="VerbatimChar"/>
-        </w:rPr>
-        <w:t xml:space="preserve">C)  Using pivot_wider on the coordinates</w:t>
-      </w:r>
-      <w:r>
-        <w:br/>
-      </w:r>
-      <w:r>
-        <w:rPr>
-          <w:rStyle w:val="VerbatimChar"/>
-        </w:rPr>
-        <w:t xml:space="preserve">D)  Changing the CRS to 3857</w:t>
-      </w:r>
-    </w:p>
-    <w:p>
-      <w:pPr>
-        <w:pStyle w:val="FirstParagraph"/>
-      </w:pPr>
-      <w:r>
-        <w:t xml:space="preserve">Your answer:</w:t>
-      </w:r>
-    </w:p>
-    <w:p>
-      <w:pPr>
-        <w:pStyle w:val="SourceCode"/>
-      </w:pPr>
-    </w:p>
-    <w:p>
-      <w:r>
-        <w:pict>
-          <v:rect style="width:0;height:1.5pt" o:hralign="center" o:hrstd="t" o:hr="t"/>
-        </w:pict>
-      </w:r>
-    </w:p>
-    <w:bookmarkEnd w:id="27"/>
-    <w:bookmarkEnd w:id="28"/>
-    <w:bookmarkStart w:id="30" w:name="question-10-true-false"/>
-    <w:p>
-      <w:pPr>
-        <w:pStyle w:val="Heading1"/>
-      </w:pPr>
-      <w:r>
-        <w:t xml:space="preserve">Question 10 · True / False</w:t>
-      </w:r>
-    </w:p>
-    <w:bookmarkStart w:id="29" w:name="Xe2542bb4d5d7d40ee6cce05c6cd474a9cf2f041"/>
-    <w:p>
-      <w:pPr>
-        <w:pStyle w:val="Heading3"/>
-      </w:pPr>
-      <w:r>
-        <w:rPr>
-          <w:rStyle w:val="VerbatimChar"/>
-        </w:rPr>
-        <w:t xml:space="preserve">coord_sf(crs = 5070)</w:t>
-      </w:r>
-      <w:r>
-        <w:t xml:space="preserve"> </w:t>
-      </w:r>
-      <w:r>
-        <w:t xml:space="preserve">reprojects the map for display only; it does not change your underlying data.</w:t>
-      </w:r>
-    </w:p>
-    <w:p>
-      <w:pPr>
-        <w:pStyle w:val="SourceCode"/>
-      </w:pPr>
-      <w:r>
-        <w:rPr>
-          <w:rStyle w:val="VerbatimChar"/>
-        </w:rPr>
-        <w:t xml:space="preserve">TRUE        FALSE</w:t>
-      </w:r>
-    </w:p>
-    <w:p>
-      <w:pPr>
-        <w:pStyle w:val="FirstParagraph"/>
-      </w:pPr>
-      <w:r>
-        <w:t xml:space="preserve">Your answer:</w:t>
-      </w:r>
-    </w:p>
-    <w:p>
-      <w:pPr>
-        <w:pStyle w:val="SourceCode"/>
-      </w:pPr>
-    </w:p>
-    <w:p>
-      <w:r>
-        <w:pict>
-          <v:rect style="width:0;height:1.5pt" o:hralign="center" o:hrstd="t" o:hr="t"/>
-        </w:pict>
-      </w:r>
-    </w:p>
-    <w:bookmarkEnd w:id="29"/>
-    <w:bookmarkEnd w:id="30"/>
-    <w:bookmarkStart w:id="32" w:name="X19fac04d5a5d6dbca660e85fda058eb10015d87"/>
+    <w:bookmarkStart w:id="26" w:name="X19fac04d5a5d6dbca660e85fda058eb10015d87"/>
     <w:p>
       <w:pPr>
         <w:pStyle w:val="Heading1"/>
@@ -974,9 +1935,10 @@
         <w:tblLook w:firstRow="1" w:lastRow="0" w:firstColumn="0" w:lastColumn="0" w:noHBand="0" w:noVBand="0" w:val="0020"/>
       </w:tblPr>
       <w:tblGrid>
-        <w:gridCol w:w="2640"/>
-        <w:gridCol w:w="2640"/>
-        <w:gridCol w:w="2640"/>
+        <w:gridCol w:w="2436"/>
+        <w:gridCol w:w="1827"/>
+        <w:gridCol w:w="1827"/>
+        <w:gridCol w:w="1827"/>
       </w:tblGrid>
       <w:tr>
         <w:trPr>
@@ -987,17 +1949,19 @@
           <w:p>
             <w:pPr>
               <w:pStyle w:val="Compact"/>
-            </w:pPr>
-            <w:r>
-              <w:t xml:space="preserve">Q</w:t>
-            </w:r>
-          </w:p>
-        </w:tc>
-        <w:tc>
-          <w:tcPr/>
-          <w:p>
-            <w:pPr>
-              <w:pStyle w:val="Compact"/>
+              <w:jc w:val="center"/>
+            </w:pPr>
+            <w:r>
+              <w:t xml:space="preserve">#</w:t>
+            </w:r>
+          </w:p>
+        </w:tc>
+        <w:tc>
+          <w:tcPr/>
+          <w:p>
+            <w:pPr>
+              <w:pStyle w:val="Compact"/>
+              <w:jc w:val="left"/>
             </w:pPr>
             <w:r>
               <w:t xml:space="preserve">Type</w:t>
@@ -1009,6 +1973,19 @@
           <w:p>
             <w:pPr>
               <w:pStyle w:val="Compact"/>
+              <w:jc w:val="left"/>
+            </w:pPr>
+            <w:r>
+              <w:t xml:space="preserve">Topic</w:t>
+            </w:r>
+          </w:p>
+        </w:tc>
+        <w:tc>
+          <w:tcPr/>
+          <w:p>
+            <w:pPr>
+              <w:pStyle w:val="Compact"/>
+              <w:jc w:val="left"/>
             </w:pPr>
             <w:r>
               <w:t xml:space="preserve">Answer</w:t>
@@ -1022,6 +1999,7 @@
           <w:p>
             <w:pPr>
               <w:pStyle w:val="Compact"/>
+              <w:jc w:val="center"/>
             </w:pPr>
             <w:r>
               <w:t xml:space="preserve">1</w:t>
@@ -1033,6 +2011,7 @@
           <w:p>
             <w:pPr>
               <w:pStyle w:val="Compact"/>
+              <w:jc w:val="left"/>
             </w:pPr>
             <w:r>
               <w:t xml:space="preserve">T/F</w:t>
@@ -1044,13 +2023,26 @@
           <w:p>
             <w:pPr>
               <w:pStyle w:val="Compact"/>
+              <w:jc w:val="left"/>
+            </w:pPr>
+            <w:r>
+              <w:t xml:space="preserve">spatial data</w:t>
+            </w:r>
+          </w:p>
+        </w:tc>
+        <w:tc>
+          <w:tcPr/>
+          <w:p>
+            <w:pPr>
+              <w:pStyle w:val="Compact"/>
+              <w:jc w:val="left"/>
             </w:pPr>
             <w:r>
               <w:rPr>
                 <w:b/>
                 <w:bCs/>
               </w:rPr>
-              <w:t xml:space="preserve">TRUE</w:t>
+              <w:t xml:space="preserve">True</w:t>
             </w:r>
           </w:p>
         </w:tc>
@@ -1061,6 +2053,7 @@
           <w:p>
             <w:pPr>
               <w:pStyle w:val="Compact"/>
+              <w:jc w:val="center"/>
             </w:pPr>
             <w:r>
               <w:t xml:space="preserve">2</w:t>
@@ -1072,6 +2065,7 @@
           <w:p>
             <w:pPr>
               <w:pStyle w:val="Compact"/>
+              <w:jc w:val="left"/>
             </w:pPr>
             <w:r>
               <w:t xml:space="preserve">MC</w:t>
@@ -1083,13 +2077,26 @@
           <w:p>
             <w:pPr>
               <w:pStyle w:val="Compact"/>
+              <w:jc w:val="left"/>
+            </w:pPr>
+            <w:r>
+              <w:t xml:space="preserve">spatial data</w:t>
+            </w:r>
+          </w:p>
+        </w:tc>
+        <w:tc>
+          <w:tcPr/>
+          <w:p>
+            <w:pPr>
+              <w:pStyle w:val="Compact"/>
+              <w:jc w:val="left"/>
             </w:pPr>
             <w:r>
               <w:rPr>
                 <w:b/>
                 <w:bCs/>
               </w:rPr>
-              <w:t xml:space="preserve">B</w:t>
+              <w:t xml:space="preserve">b</w:t>
             </w:r>
             <w:r>
               <w:t xml:space="preserve"> </w:t>
@@ -1106,6 +2113,7 @@
           <w:p>
             <w:pPr>
               <w:pStyle w:val="Compact"/>
+              <w:jc w:val="center"/>
             </w:pPr>
             <w:r>
               <w:t xml:space="preserve">3</w:t>
@@ -1117,130 +2125,38 @@
           <w:p>
             <w:pPr>
               <w:pStyle w:val="Compact"/>
-            </w:pPr>
-            <w:r>
-              <w:t xml:space="preserve">Match</w:t>
-            </w:r>
-          </w:p>
-        </w:tc>
-        <w:tc>
-          <w:tcPr/>
-          <w:p>
-            <w:pPr>
-              <w:pStyle w:val="Compact"/>
-            </w:pPr>
-            <w:r>
-              <w:t xml:space="preserve">1–B, 2–D, 3–C, 4–A</w:t>
-            </w:r>
-          </w:p>
-        </w:tc>
-      </w:tr>
-      <w:tr>
-        <w:tc>
-          <w:tcPr/>
-          <w:p>
-            <w:pPr>
-              <w:pStyle w:val="Compact"/>
-            </w:pPr>
-            <w:r>
-              <w:t xml:space="preserve">4</w:t>
-            </w:r>
-          </w:p>
-        </w:tc>
-        <w:tc>
-          <w:tcPr/>
-          <w:p>
-            <w:pPr>
-              <w:pStyle w:val="Compact"/>
-            </w:pPr>
-            <w:r>
-              <w:t xml:space="preserve">Code</w:t>
-            </w:r>
-          </w:p>
-        </w:tc>
-        <w:tc>
-          <w:tcPr/>
-          <w:p>
-            <w:pPr>
-              <w:pStyle w:val="Compact"/>
-            </w:pPr>
-            <w:r>
-              <w:rPr>
-                <w:rStyle w:val="VerbatimChar"/>
-              </w:rPr>
-              <w:t xml:space="preserve">st_as_sf(bigfoot_df, coords = c("longitude", "latitude"), crs = 4326)</w:t>
-            </w:r>
-          </w:p>
-        </w:tc>
-      </w:tr>
-      <w:tr>
-        <w:tc>
-          <w:tcPr/>
-          <w:p>
-            <w:pPr>
-              <w:pStyle w:val="Compact"/>
-            </w:pPr>
-            <w:r>
-              <w:t xml:space="preserve">5</w:t>
-            </w:r>
-          </w:p>
-        </w:tc>
-        <w:tc>
-          <w:tcPr/>
-          <w:p>
-            <w:pPr>
-              <w:pStyle w:val="Compact"/>
-            </w:pPr>
-            <w:r>
-              <w:t xml:space="preserve">Error</w:t>
-            </w:r>
-          </w:p>
-        </w:tc>
-        <w:tc>
-          <w:tcPr/>
-          <w:p>
-            <w:pPr>
-              <w:pStyle w:val="Compact"/>
-            </w:pPr>
-            <w:r>
-              <w:rPr>
-                <w:rStyle w:val="VerbatimChar"/>
-              </w:rPr>
-              <w:t xml:space="preserve">coords</w:t>
-            </w:r>
-            <w:r>
-              <w:t xml:space="preserve"> </w:t>
-            </w:r>
-            <w:r>
-              <w:t xml:space="preserve">must be</w:t>
-            </w:r>
-            <w:r>
-              <w:t xml:space="preserve"> </w:t>
-            </w:r>
+              <w:jc w:val="left"/>
+            </w:pPr>
+            <w:r>
+              <w:t xml:space="preserve">MC</w:t>
+            </w:r>
+          </w:p>
+        </w:tc>
+        <w:tc>
+          <w:tcPr/>
+          <w:p>
+            <w:pPr>
+              <w:pStyle w:val="Compact"/>
+              <w:jc w:val="left"/>
+            </w:pPr>
+            <w:r>
+              <w:t xml:space="preserve">spatial data</w:t>
+            </w:r>
+          </w:p>
+        </w:tc>
+        <w:tc>
+          <w:tcPr/>
+          <w:p>
+            <w:pPr>
+              <w:pStyle w:val="Compact"/>
+              <w:jc w:val="left"/>
+            </w:pPr>
             <w:r>
               <w:rPr>
                 <w:b/>
                 <w:bCs/>
               </w:rPr>
-              <w:t xml:space="preserve">x first, then y</w:t>
-            </w:r>
-            <w:r>
-              <w:t xml:space="preserve"> </w:t>
-            </w:r>
-            <w:r>
-              <w:t xml:space="preserve">=</w:t>
-            </w:r>
-            <w:r>
-              <w:t xml:space="preserve"> </w:t>
-            </w:r>
-            <w:r>
-              <w:rPr>
-                <w:rStyle w:val="VerbatimChar"/>
-              </w:rPr>
-              <w:t xml:space="preserve">c("longitude", "latitude")</w:t>
-            </w:r>
-            <w:r>
-              <w:t xml:space="preserve">; they swapped them</w:t>
+              <w:t xml:space="preserve">a</w:t>
             </w:r>
           </w:p>
         </w:tc>
@@ -1251,49 +2167,50 @@
           <w:p>
             <w:pPr>
               <w:pStyle w:val="Compact"/>
-            </w:pPr>
-            <w:r>
-              <w:t xml:space="preserve">6</w:t>
-            </w:r>
-          </w:p>
-        </w:tc>
-        <w:tc>
-          <w:tcPr/>
-          <w:p>
-            <w:pPr>
-              <w:pStyle w:val="Compact"/>
-            </w:pPr>
-            <w:r>
-              <w:t xml:space="preserve">Code</w:t>
-            </w:r>
-          </w:p>
-        </w:tc>
-        <w:tc>
-          <w:tcPr/>
-          <w:p>
-            <w:pPr>
-              <w:pStyle w:val="Compact"/>
+              <w:jc w:val="center"/>
+            </w:pPr>
+            <w:r>
+              <w:t xml:space="preserve">4</w:t>
+            </w:r>
+          </w:p>
+        </w:tc>
+        <w:tc>
+          <w:tcPr/>
+          <w:p>
+            <w:pPr>
+              <w:pStyle w:val="Compact"/>
+              <w:jc w:val="left"/>
+            </w:pPr>
+            <w:r>
+              <w:t xml:space="preserve">MC</w:t>
+            </w:r>
+          </w:p>
+        </w:tc>
+        <w:tc>
+          <w:tcPr/>
+          <w:p>
+            <w:pPr>
+              <w:pStyle w:val="Compact"/>
+              <w:jc w:val="left"/>
+            </w:pPr>
+            <w:r>
+              <w:t xml:space="preserve">spatial data</w:t>
+            </w:r>
+          </w:p>
+        </w:tc>
+        <w:tc>
+          <w:tcPr/>
+          <w:p>
+            <w:pPr>
+              <w:pStyle w:val="Compact"/>
+              <w:jc w:val="left"/>
             </w:pPr>
             <w:r>
               <w:rPr>
-                <w:rStyle w:val="VerbatimChar"/>
+                <w:b/>
+                <w:bCs/>
               </w:rPr>
-              <w:t xml:space="preserve">filter(!is.na(latitude), !is.na(longitude))</w:t>
-            </w:r>
-            <w:r>
-              <w:t xml:space="preserve"> </w:t>
-            </w:r>
-            <w:r>
-              <w:t xml:space="preserve">before</w:t>
-            </w:r>
-            <w:r>
-              <w:t xml:space="preserve"> </w:t>
-            </w:r>
-            <w:r>
-              <w:rPr>
-                <w:rStyle w:val="VerbatimChar"/>
-              </w:rPr>
-              <w:t xml:space="preserve">st_as_sf()</w:t>
+              <w:t xml:space="preserve">b</w:t>
             </w:r>
           </w:p>
         </w:tc>
@@ -1304,31 +2221,50 @@
           <w:p>
             <w:pPr>
               <w:pStyle w:val="Compact"/>
-            </w:pPr>
-            <w:r>
-              <w:t xml:space="preserve">7</w:t>
-            </w:r>
-          </w:p>
-        </w:tc>
-        <w:tc>
-          <w:tcPr/>
-          <w:p>
-            <w:pPr>
-              <w:pStyle w:val="Compact"/>
-            </w:pPr>
-            <w:r>
-              <w:t xml:space="preserve">Code</w:t>
-            </w:r>
-          </w:p>
-        </w:tc>
-        <w:tc>
-          <w:tcPr/>
-          <w:p>
-            <w:pPr>
-              <w:pStyle w:val="Compact"/>
-            </w:pPr>
-            <w:r>
-              <w:t xml:space="preserve">See below</w:t>
+              <w:jc w:val="center"/>
+            </w:pPr>
+            <w:r>
+              <w:t xml:space="preserve">5</w:t>
+            </w:r>
+          </w:p>
+        </w:tc>
+        <w:tc>
+          <w:tcPr/>
+          <w:p>
+            <w:pPr>
+              <w:pStyle w:val="Compact"/>
+              <w:jc w:val="left"/>
+            </w:pPr>
+            <w:r>
+              <w:t xml:space="preserve">T/F</w:t>
+            </w:r>
+          </w:p>
+        </w:tc>
+        <w:tc>
+          <w:tcPr/>
+          <w:p>
+            <w:pPr>
+              <w:pStyle w:val="Compact"/>
+              <w:jc w:val="left"/>
+            </w:pPr>
+            <w:r>
+              <w:t xml:space="preserve">spatial data</w:t>
+            </w:r>
+          </w:p>
+        </w:tc>
+        <w:tc>
+          <w:tcPr/>
+          <w:p>
+            <w:pPr>
+              <w:pStyle w:val="Compact"/>
+              <w:jc w:val="left"/>
+            </w:pPr>
+            <w:r>
+              <w:rPr>
+                <w:b/>
+                <w:bCs/>
+              </w:rPr>
+              <w:t xml:space="preserve">True</w:t>
             </w:r>
           </w:p>
         </w:tc>
@@ -1339,6 +2275,127 @@
           <w:p>
             <w:pPr>
               <w:pStyle w:val="Compact"/>
+              <w:jc w:val="center"/>
+            </w:pPr>
+            <w:r>
+              <w:t xml:space="preserve">6</w:t>
+            </w:r>
+          </w:p>
+        </w:tc>
+        <w:tc>
+          <w:tcPr/>
+          <w:p>
+            <w:pPr>
+              <w:pStyle w:val="Compact"/>
+              <w:jc w:val="left"/>
+            </w:pPr>
+            <w:r>
+              <w:t xml:space="preserve">MC</w:t>
+            </w:r>
+          </w:p>
+        </w:tc>
+        <w:tc>
+          <w:tcPr/>
+          <w:p>
+            <w:pPr>
+              <w:pStyle w:val="Compact"/>
+              <w:jc w:val="left"/>
+            </w:pPr>
+            <w:r>
+              <w:t xml:space="preserve">making points spatial</w:t>
+            </w:r>
+          </w:p>
+        </w:tc>
+        <w:tc>
+          <w:tcPr/>
+          <w:p>
+            <w:pPr>
+              <w:pStyle w:val="Compact"/>
+              <w:jc w:val="left"/>
+            </w:pPr>
+            <w:r>
+              <w:rPr>
+                <w:b/>
+                <w:bCs/>
+              </w:rPr>
+              <w:t xml:space="preserve">a</w:t>
+            </w:r>
+            <w:r>
+              <w:t xml:space="preserve"> </w:t>
+            </w:r>
+            <w:r>
+              <w:t xml:space="preserve">— x (longitude) first</w:t>
+            </w:r>
+          </w:p>
+        </w:tc>
+      </w:tr>
+      <w:tr>
+        <w:tc>
+          <w:tcPr/>
+          <w:p>
+            <w:pPr>
+              <w:pStyle w:val="Compact"/>
+              <w:jc w:val="center"/>
+            </w:pPr>
+            <w:r>
+              <w:t xml:space="preserve">7</w:t>
+            </w:r>
+          </w:p>
+        </w:tc>
+        <w:tc>
+          <w:tcPr/>
+          <w:p>
+            <w:pPr>
+              <w:pStyle w:val="Compact"/>
+              <w:jc w:val="left"/>
+            </w:pPr>
+            <w:r>
+              <w:t xml:space="preserve">Fix</w:t>
+            </w:r>
+          </w:p>
+        </w:tc>
+        <w:tc>
+          <w:tcPr/>
+          <w:p>
+            <w:pPr>
+              <w:pStyle w:val="Compact"/>
+              <w:jc w:val="left"/>
+            </w:pPr>
+            <w:r>
+              <w:t xml:space="preserve">making points spatial</w:t>
+            </w:r>
+          </w:p>
+        </w:tc>
+        <w:tc>
+          <w:tcPr/>
+          <w:p>
+            <w:pPr>
+              <w:pStyle w:val="Compact"/>
+              <w:jc w:val="left"/>
+            </w:pPr>
+            <w:r>
+              <w:rPr>
+                <w:b/>
+                <w:bCs/>
+              </w:rPr>
+              <w:t xml:space="preserve">a</w:t>
+            </w:r>
+            <w:r>
+              <w:t xml:space="preserve"> </w:t>
+            </w:r>
+            <w:r>
+              <w:t xml:space="preserve">— they swapped x and y</w:t>
+            </w:r>
+          </w:p>
+        </w:tc>
+      </w:tr>
+      <w:tr>
+        <w:tc>
+          <w:tcPr/>
+          <w:p>
+            <w:pPr>
+              <w:pStyle w:val="Compact"/>
+              <w:jc w:val="center"/>
             </w:pPr>
             <w:r>
               <w:t xml:space="preserve">8</w:t>
@@ -1350,6 +2407,235 @@
           <w:p>
             <w:pPr>
               <w:pStyle w:val="Compact"/>
+              <w:jc w:val="left"/>
+            </w:pPr>
+            <w:r>
+              <w:t xml:space="preserve">Fix</w:t>
+            </w:r>
+          </w:p>
+        </w:tc>
+        <w:tc>
+          <w:tcPr/>
+          <w:p>
+            <w:pPr>
+              <w:pStyle w:val="Compact"/>
+              <w:jc w:val="left"/>
+            </w:pPr>
+            <w:r>
+              <w:t xml:space="preserve">making points spatial</w:t>
+            </w:r>
+          </w:p>
+        </w:tc>
+        <w:tc>
+          <w:tcPr/>
+          <w:p>
+            <w:pPr>
+              <w:pStyle w:val="Compact"/>
+              <w:jc w:val="left"/>
+            </w:pPr>
+            <w:r>
+              <w:rPr>
+                <w:b/>
+                <w:bCs/>
+              </w:rPr>
+              <w:t xml:space="preserve">a</w:t>
+            </w:r>
+            <w:r>
+              <w:t xml:space="preserve"> </w:t>
+            </w:r>
+            <w:r>
+              <w:t xml:space="preserve">— drop the NA rows first</w:t>
+            </w:r>
+          </w:p>
+        </w:tc>
+      </w:tr>
+      <w:tr>
+        <w:tc>
+          <w:tcPr/>
+          <w:p>
+            <w:pPr>
+              <w:pStyle w:val="Compact"/>
+              <w:jc w:val="center"/>
+            </w:pPr>
+            <w:r>
+              <w:t xml:space="preserve">9</w:t>
+            </w:r>
+          </w:p>
+        </w:tc>
+        <w:tc>
+          <w:tcPr/>
+          <w:p>
+            <w:pPr>
+              <w:pStyle w:val="Compact"/>
+              <w:jc w:val="left"/>
+            </w:pPr>
+            <w:r>
+              <w:t xml:space="preserve">T/F</w:t>
+            </w:r>
+          </w:p>
+        </w:tc>
+        <w:tc>
+          <w:tcPr/>
+          <w:p>
+            <w:pPr>
+              <w:pStyle w:val="Compact"/>
+              <w:jc w:val="left"/>
+            </w:pPr>
+            <w:r>
+              <w:t xml:space="preserve">making points spatial</w:t>
+            </w:r>
+          </w:p>
+        </w:tc>
+        <w:tc>
+          <w:tcPr/>
+          <w:p>
+            <w:pPr>
+              <w:pStyle w:val="Compact"/>
+              <w:jc w:val="left"/>
+            </w:pPr>
+            <w:r>
+              <w:rPr>
+                <w:b/>
+                <w:bCs/>
+              </w:rPr>
+              <w:t xml:space="preserve">True</w:t>
+            </w:r>
+          </w:p>
+        </w:tc>
+      </w:tr>
+      <w:tr>
+        <w:tc>
+          <w:tcPr/>
+          <w:p>
+            <w:pPr>
+              <w:pStyle w:val="Compact"/>
+              <w:jc w:val="center"/>
+            </w:pPr>
+            <w:r>
+              <w:t xml:space="preserve">10</w:t>
+            </w:r>
+          </w:p>
+        </w:tc>
+        <w:tc>
+          <w:tcPr/>
+          <w:p>
+            <w:pPr>
+              <w:pStyle w:val="Compact"/>
+              <w:jc w:val="left"/>
+            </w:pPr>
+            <w:r>
+              <w:t xml:space="preserve">MC</w:t>
+            </w:r>
+          </w:p>
+        </w:tc>
+        <w:tc>
+          <w:tcPr/>
+          <w:p>
+            <w:pPr>
+              <w:pStyle w:val="Compact"/>
+              <w:jc w:val="left"/>
+            </w:pPr>
+            <w:r>
+              <w:t xml:space="preserve">maps &amp; choropleths</w:t>
+            </w:r>
+          </w:p>
+        </w:tc>
+        <w:tc>
+          <w:tcPr/>
+          <w:p>
+            <w:pPr>
+              <w:pStyle w:val="Compact"/>
+              <w:jc w:val="left"/>
+            </w:pPr>
+            <w:r>
+              <w:rPr>
+                <w:b/>
+                <w:bCs/>
+              </w:rPr>
+              <w:t xml:space="preserve">a</w:t>
+            </w:r>
+            <w:r>
+              <w:t xml:space="preserve"> </w:t>
+            </w:r>
+            <w:r>
+              <w:t xml:space="preserve">— basemap first</w:t>
+            </w:r>
+          </w:p>
+        </w:tc>
+      </w:tr>
+      <w:tr>
+        <w:tc>
+          <w:tcPr/>
+          <w:p>
+            <w:pPr>
+              <w:pStyle w:val="Compact"/>
+              <w:jc w:val="center"/>
+            </w:pPr>
+            <w:r>
+              <w:t xml:space="preserve">11</w:t>
+            </w:r>
+          </w:p>
+        </w:tc>
+        <w:tc>
+          <w:tcPr/>
+          <w:p>
+            <w:pPr>
+              <w:pStyle w:val="Compact"/>
+              <w:jc w:val="left"/>
+            </w:pPr>
+            <w:r>
+              <w:t xml:space="preserve">MC</w:t>
+            </w:r>
+          </w:p>
+        </w:tc>
+        <w:tc>
+          <w:tcPr/>
+          <w:p>
+            <w:pPr>
+              <w:pStyle w:val="Compact"/>
+              <w:jc w:val="left"/>
+            </w:pPr>
+            <w:r>
+              <w:t xml:space="preserve">maps &amp; choropleths</w:t>
+            </w:r>
+          </w:p>
+        </w:tc>
+        <w:tc>
+          <w:tcPr/>
+          <w:p>
+            <w:pPr>
+              <w:pStyle w:val="Compact"/>
+              <w:jc w:val="left"/>
+            </w:pPr>
+            <w:r>
+              <w:rPr>
+                <w:b/>
+                <w:bCs/>
+              </w:rPr>
+              <w:t xml:space="preserve">b</w:t>
+            </w:r>
+          </w:p>
+        </w:tc>
+      </w:tr>
+      <w:tr>
+        <w:tc>
+          <w:tcPr/>
+          <w:p>
+            <w:pPr>
+              <w:pStyle w:val="Compact"/>
+              <w:jc w:val="center"/>
+            </w:pPr>
+            <w:r>
+              <w:t xml:space="preserve">12</w:t>
+            </w:r>
+          </w:p>
+        </w:tc>
+        <w:tc>
+          <w:tcPr/>
+          <w:p>
+            <w:pPr>
+              <w:pStyle w:val="Compact"/>
+              <w:jc w:val="left"/>
             </w:pPr>
             <w:r>
               <w:t xml:space="preserve">Predict</w:t>
@@ -1361,33 +2647,32 @@
           <w:p>
             <w:pPr>
               <w:pStyle w:val="Compact"/>
-            </w:pPr>
-            <w:r>
-              <w:t xml:space="preserve">Key mismatch (</w:t>
-            </w:r>
+              <w:jc w:val="left"/>
+            </w:pPr>
+            <w:r>
+              <w:t xml:space="preserve">maps &amp; choropleths</w:t>
+            </w:r>
+          </w:p>
+        </w:tc>
+        <w:tc>
+          <w:tcPr/>
+          <w:p>
+            <w:pPr>
+              <w:pStyle w:val="Compact"/>
+              <w:jc w:val="left"/>
+            </w:pPr>
             <w:r>
               <w:rPr>
-                <w:rStyle w:val="VerbatimChar"/>
+                <w:b/>
+                <w:bCs/>
               </w:rPr>
-              <w:t xml:space="preserve">"Washington"</w:t>
+              <w:t xml:space="preserve">a</w:t>
             </w:r>
             <w:r>
               <w:t xml:space="preserve"> </w:t>
             </w:r>
             <w:r>
-              <w:t xml:space="preserve">≠</w:t>
-            </w:r>
-            <w:r>
-              <w:t xml:space="preserve"> </w:t>
-            </w:r>
-            <w:r>
-              <w:rPr>
-                <w:rStyle w:val="VerbatimChar"/>
-              </w:rPr>
-              <w:t xml:space="preserve">"washington"</w:t>
-            </w:r>
-            <w:r>
-              <w:t xml:space="preserve">); fix with</w:t>
+              <w:t xml:space="preserve">—</w:t>
             </w:r>
             <w:r>
               <w:t xml:space="preserve"> </w:t>
@@ -1398,12 +2683,6 @@
               </w:rPr>
               <w:t xml:space="preserve">str_to_lower()</w:t>
             </w:r>
-            <w:r>
-              <w:t xml:space="preserve"> </w:t>
-            </w:r>
-            <w:r>
-              <w:t xml:space="preserve">so both keys match</w:t>
-            </w:r>
           </w:p>
         </w:tc>
       </w:tr>
@@ -1413,35 +2692,56 @@
           <w:p>
             <w:pPr>
               <w:pStyle w:val="Compact"/>
-            </w:pPr>
-            <w:r>
-              <w:t xml:space="preserve">9</w:t>
-            </w:r>
-          </w:p>
-        </w:tc>
-        <w:tc>
-          <w:tcPr/>
-          <w:p>
-            <w:pPr>
-              <w:pStyle w:val="Compact"/>
-            </w:pPr>
-            <w:r>
-              <w:t xml:space="preserve">MC</w:t>
-            </w:r>
-          </w:p>
-        </w:tc>
-        <w:tc>
-          <w:tcPr/>
-          <w:p>
-            <w:pPr>
-              <w:pStyle w:val="Compact"/>
+              <w:jc w:val="center"/>
+            </w:pPr>
+            <w:r>
+              <w:t xml:space="preserve">13</w:t>
+            </w:r>
+          </w:p>
+        </w:tc>
+        <w:tc>
+          <w:tcPr/>
+          <w:p>
+            <w:pPr>
+              <w:pStyle w:val="Compact"/>
+              <w:jc w:val="left"/>
+            </w:pPr>
+            <w:r>
+              <w:t xml:space="preserve">Predict</w:t>
+            </w:r>
+          </w:p>
+        </w:tc>
+        <w:tc>
+          <w:tcPr/>
+          <w:p>
+            <w:pPr>
+              <w:pStyle w:val="Compact"/>
+              <w:jc w:val="left"/>
+            </w:pPr>
+            <w:r>
+              <w:t xml:space="preserve">maps &amp; choropleths</w:t>
+            </w:r>
+          </w:p>
+        </w:tc>
+        <w:tc>
+          <w:tcPr/>
+          <w:p>
+            <w:pPr>
+              <w:pStyle w:val="Compact"/>
+              <w:jc w:val="left"/>
             </w:pPr>
             <w:r>
               <w:rPr>
                 <w:b/>
                 <w:bCs/>
               </w:rPr>
-              <w:t xml:space="preserve">B</w:t>
+              <w:t xml:space="preserve">b</w:t>
+            </w:r>
+            <w:r>
+              <w:t xml:space="preserve"> </w:t>
+            </w:r>
+            <w:r>
+              <w:t xml:space="preserve">— population drives raw counts</w:t>
             </w:r>
           </w:p>
         </w:tc>
@@ -1452,267 +2752,61 @@
           <w:p>
             <w:pPr>
               <w:pStyle w:val="Compact"/>
-            </w:pPr>
-            <w:r>
-              <w:t xml:space="preserve">10</w:t>
-            </w:r>
-          </w:p>
-        </w:tc>
-        <w:tc>
-          <w:tcPr/>
-          <w:p>
-            <w:pPr>
-              <w:pStyle w:val="Compact"/>
-            </w:pPr>
-            <w:r>
-              <w:t xml:space="preserve">T/F</w:t>
-            </w:r>
-          </w:p>
-        </w:tc>
-        <w:tc>
-          <w:tcPr/>
-          <w:p>
-            <w:pPr>
-              <w:pStyle w:val="Compact"/>
+              <w:jc w:val="center"/>
+            </w:pPr>
+            <w:r>
+              <w:t xml:space="preserve">14</w:t>
+            </w:r>
+          </w:p>
+        </w:tc>
+        <w:tc>
+          <w:tcPr/>
+          <w:p>
+            <w:pPr>
+              <w:pStyle w:val="Compact"/>
+              <w:jc w:val="left"/>
+            </w:pPr>
+            <w:r>
+              <w:t xml:space="preserve">Fix</w:t>
+            </w:r>
+          </w:p>
+        </w:tc>
+        <w:tc>
+          <w:tcPr/>
+          <w:p>
+            <w:pPr>
+              <w:pStyle w:val="Compact"/>
+              <w:jc w:val="left"/>
+            </w:pPr>
+            <w:r>
+              <w:t xml:space="preserve">maps &amp; choropleths</w:t>
+            </w:r>
+          </w:p>
+        </w:tc>
+        <w:tc>
+          <w:tcPr/>
+          <w:p>
+            <w:pPr>
+              <w:pStyle w:val="Compact"/>
+              <w:jc w:val="left"/>
             </w:pPr>
             <w:r>
               <w:rPr>
                 <w:b/>
                 <w:bCs/>
               </w:rPr>
-              <w:t xml:space="preserve">TRUE</w:t>
+              <w:t xml:space="preserve">a</w:t>
+            </w:r>
+            <w:r>
+              <w:t xml:space="preserve"> </w:t>
+            </w:r>
+            <w:r>
+              <w:t xml:space="preserve">— convert to sf first</w:t>
             </w:r>
           </w:p>
         </w:tc>
       </w:tr>
     </w:tbl>
-    <w:bookmarkStart w:id="31" w:name="q7-model-answer"/>
-    <w:p>
-      <w:pPr>
-        <w:pStyle w:val="Heading3"/>
-      </w:pPr>
-      <w:r>
-        <w:t xml:space="preserve">Q7 model answer</w:t>
-      </w:r>
-    </w:p>
-    <w:p>
-      <w:pPr>
-        <w:pStyle w:val="SourceCode"/>
-      </w:pPr>
-      <w:r>
-        <w:rPr>
-          <w:rStyle w:val="FunctionTok"/>
-        </w:rPr>
-        <w:t xml:space="preserve">ggplot</w:t>
-      </w:r>
-      <w:r>
-        <w:rPr>
-          <w:rStyle w:val="NormalTok"/>
-        </w:rPr>
-        <w:t xml:space="preserve">() </w:t>
-      </w:r>
-      <w:r>
-        <w:rPr>
-          <w:rStyle w:val="SpecialCharTok"/>
-        </w:rPr>
-        <w:t xml:space="preserve">+</w:t>
-      </w:r>
-      <w:r>
-        <w:br/>
-      </w:r>
-      <w:r>
-        <w:rPr>
-          <w:rStyle w:val="NormalTok"/>
-        </w:rPr>
-        <w:t xml:space="preserve">  </w:t>
-      </w:r>
-      <w:r>
-        <w:rPr>
-          <w:rStyle w:val="FunctionTok"/>
-        </w:rPr>
-        <w:t xml:space="preserve">geom_sf</w:t>
-      </w:r>
-      <w:r>
-        <w:rPr>
-          <w:rStyle w:val="NormalTok"/>
-        </w:rPr>
-        <w:t xml:space="preserve">(</w:t>
-      </w:r>
-      <w:r>
-        <w:rPr>
-          <w:rStyle w:val="AttributeTok"/>
-        </w:rPr>
-        <w:t xml:space="preserve">data =</w:t>
-      </w:r>
-      <w:r>
-        <w:rPr>
-          <w:rStyle w:val="NormalTok"/>
-        </w:rPr>
-        <w:t xml:space="preserve"> states_sf, </w:t>
-      </w:r>
-      <w:r>
-        <w:rPr>
-          <w:rStyle w:val="AttributeTok"/>
-        </w:rPr>
-        <w:t xml:space="preserve">fill =</w:t>
-      </w:r>
-      <w:r>
-        <w:rPr>
-          <w:rStyle w:val="NormalTok"/>
-        </w:rPr>
-        <w:t xml:space="preserve"> </w:t>
-      </w:r>
-      <w:r>
-        <w:rPr>
-          <w:rStyle w:val="StringTok"/>
-        </w:rPr>
-        <w:t xml:space="preserve">"grey96"</w:t>
-      </w:r>
-      <w:r>
-        <w:rPr>
-          <w:rStyle w:val="NormalTok"/>
-        </w:rPr>
-        <w:t xml:space="preserve">, </w:t>
-      </w:r>
-      <w:r>
-        <w:rPr>
-          <w:rStyle w:val="AttributeTok"/>
-        </w:rPr>
-        <w:t xml:space="preserve">color =</w:t>
-      </w:r>
-      <w:r>
-        <w:rPr>
-          <w:rStyle w:val="NormalTok"/>
-        </w:rPr>
-        <w:t xml:space="preserve"> </w:t>
-      </w:r>
-      <w:r>
-        <w:rPr>
-          <w:rStyle w:val="StringTok"/>
-        </w:rPr>
-        <w:t xml:space="preserve">"grey75"</w:t>
-      </w:r>
-      <w:r>
-        <w:rPr>
-          <w:rStyle w:val="NormalTok"/>
-        </w:rPr>
-        <w:t xml:space="preserve">) </w:t>
-      </w:r>
-      <w:r>
-        <w:rPr>
-          <w:rStyle w:val="SpecialCharTok"/>
-        </w:rPr>
-        <w:t xml:space="preserve">+</w:t>
-      </w:r>
-      <w:r>
-        <w:br/>
-      </w:r>
-      <w:r>
-        <w:rPr>
-          <w:rStyle w:val="NormalTok"/>
-        </w:rPr>
-        <w:t xml:space="preserve">  </w:t>
-      </w:r>
-      <w:r>
-        <w:rPr>
-          <w:rStyle w:val="FunctionTok"/>
-        </w:rPr>
-        <w:t xml:space="preserve">geom_sf</w:t>
-      </w:r>
-      <w:r>
-        <w:rPr>
-          <w:rStyle w:val="NormalTok"/>
-        </w:rPr>
-        <w:t xml:space="preserve">(</w:t>
-      </w:r>
-      <w:r>
-        <w:rPr>
-          <w:rStyle w:val="AttributeTok"/>
-        </w:rPr>
-        <w:t xml:space="preserve">data =</w:t>
-      </w:r>
-      <w:r>
-        <w:rPr>
-          <w:rStyle w:val="NormalTok"/>
-        </w:rPr>
-        <w:t xml:space="preserve"> bigfoot_sf, </w:t>
-      </w:r>
-      <w:r>
-        <w:rPr>
-          <w:rStyle w:val="AttributeTok"/>
-        </w:rPr>
-        <w:t xml:space="preserve">alpha =</w:t>
-      </w:r>
-      <w:r>
-        <w:rPr>
-          <w:rStyle w:val="NormalTok"/>
-        </w:rPr>
-        <w:t xml:space="preserve"> </w:t>
-      </w:r>
-      <w:r>
-        <w:rPr>
-          <w:rStyle w:val="FloatTok"/>
-        </w:rPr>
-        <w:t xml:space="preserve">0.3</w:t>
-      </w:r>
-      <w:r>
-        <w:rPr>
-          <w:rStyle w:val="NormalTok"/>
-        </w:rPr>
-        <w:t xml:space="preserve">, </w:t>
-      </w:r>
-      <w:r>
-        <w:rPr>
-          <w:rStyle w:val="AttributeTok"/>
-        </w:rPr>
-        <w:t xml:space="preserve">size =</w:t>
-      </w:r>
-      <w:r>
-        <w:rPr>
-          <w:rStyle w:val="NormalTok"/>
-        </w:rPr>
-        <w:t xml:space="preserve"> </w:t>
-      </w:r>
-      <w:r>
-        <w:rPr>
-          <w:rStyle w:val="FloatTok"/>
-        </w:rPr>
-        <w:t xml:space="preserve">0.6</w:t>
-      </w:r>
-      <w:r>
-        <w:rPr>
-          <w:rStyle w:val="NormalTok"/>
-        </w:rPr>
-        <w:t xml:space="preserve">) </w:t>
-      </w:r>
-      <w:r>
-        <w:rPr>
-          <w:rStyle w:val="SpecialCharTok"/>
-        </w:rPr>
-        <w:t xml:space="preserve">+</w:t>
-      </w:r>
-      <w:r>
-        <w:br/>
-      </w:r>
-      <w:r>
-        <w:rPr>
-          <w:rStyle w:val="NormalTok"/>
-        </w:rPr>
-        <w:t xml:space="preserve">  </w:t>
-      </w:r>
-      <w:r>
-        <w:rPr>
-          <w:rStyle w:val="FunctionTok"/>
-        </w:rPr>
-        <w:t xml:space="preserve">theme_void</w:t>
-      </w:r>
-      <w:r>
-        <w:rPr>
-          <w:rStyle w:val="NormalTok"/>
-        </w:rPr>
-        <w:t xml:space="preserve">()</w:t>
-      </w:r>
-    </w:p>
     <w:p>
       <w:r>
         <w:pict>
@@ -1729,11 +2823,10 @@
           <w:i/>
           <w:iCs/>
         </w:rPr>
-        <w:t xml:space="preserve">End of Quiz 13.</w:t>
-      </w:r>
-    </w:p>
-    <w:bookmarkEnd w:id="31"/>
-    <w:bookmarkEnd w:id="32"/>
+        <w:t xml:space="preserve">End of Quiz 13 bank.</w:t>
+      </w:r>
+    </w:p>
+    <w:bookmarkEnd w:id="26"/>
     <w:sectPr>
       <w:pgSz w:h="15840" w:w="12240"/>
       <w:pgMar w:bottom="1440" w:footer="720" w:gutter="0" w:header="720" w:left="1440" w:right="1440" w:top="1440"/>

--- a/docs/quizzes/13_quiz_mapping.docx
+++ b/docs/quizzes/13_quiz_mapping.docx
@@ -31,7 +31,7 @@
         <w:pStyle w:val="Date"/>
       </w:pPr>
       <w:r>
-        <w:t xml:space="preserve">2026-09-10</w:t>
+        <w:t xml:space="preserve">2026-09-14</w:t>
       </w:r>
     </w:p>
     <w:p>

--- a/docs/quizzes/13_quiz_mapping.docx
+++ b/docs/quizzes/13_quiz_mapping.docx
@@ -3875,7 +3875,6 @@
         <w:bottom w:color="FF0000" w:space="1" w:sz="8" w:val="single"/>
         <w:right w:color="FF0000" w:space="4" w:sz="8" w:val="single"/>
       </w:pBdr>
-      <w:shd w:color="auto" w:fill="auto" w:val="pct15"/>
       <w:spacing w:after="120" w:before="120"/>
       <w:ind w:left="432" w:right="432"/>
     </w:pPr>
@@ -3896,7 +3895,6 @@
         <w:bottom w:color="auto" w:space="1" w:sz="8" w:val="single"/>
         <w:right w:color="auto" w:space="4" w:sz="8" w:val="single"/>
       </w:pBdr>
-      <w:shd w:color="auto" w:fill="auto" w:val="pct15"/>
       <w:spacing w:after="240" w:before="240"/>
       <w:ind w:left="432" w:right="432"/>
     </w:pPr>
@@ -3911,7 +3909,6 @@
     <w:qFormat/>
     <w:rsid w:val="00771E03"/>
     <w:pPr>
-      <w:shd w:color="auto" w:fill="auto" w:val="pct15"/>
       <w:spacing w:after="240" w:before="240"/>
       <w:ind w:left="432" w:right="432"/>
     </w:pPr>

--- a/docs/quizzes/13_quiz_mapping.docx
+++ b/docs/quizzes/13_quiz_mapping.docx
@@ -31,7 +31,7 @@
         <w:pStyle w:val="Date"/>
       </w:pPr>
       <w:r>
-        <w:t xml:space="preserve">2026-09-14</w:t>
+        <w:t xml:space="preserve">2026-09-21</w:t>
       </w:r>
     </w:p>
     <w:p>

--- a/docs/quizzes/13_quiz_mapping.docx
+++ b/docs/quizzes/13_quiz_mapping.docx
@@ -31,7 +31,7 @@
         <w:pStyle w:val="Date"/>
       </w:pPr>
       <w:r>
-        <w:t xml:space="preserve">2026-09-22</w:t>
+        <w:t xml:space="preserve">2026-09-23</w:t>
       </w:r>
     </w:p>
     <w:p>

--- a/docs/quizzes/13_quiz_mapping.docx
+++ b/docs/quizzes/13_quiz_mapping.docx
@@ -3958,6 +3958,252 @@
       <w:spacing w:after="100"/>
     </w:pPr>
   </w:style>
+  <w:style w:styleId="BodyText" w:type="paragraph">
+    <w:name w:val="Body Text"/>
+    <w:basedOn w:val="Normal"/>
+    <w:link w:val="BodyTextChar"/>
+    <w:qFormat/>
+    <w:pPr>
+      <w:spacing w:after="180" w:before="180"/>
+    </w:pPr>
+  </w:style>
+  <w:style w:customStyle="1" w:styleId="FirstParagraph" w:type="paragraph">
+    <w:name w:val="First Paragraph"/>
+    <w:basedOn w:val="BodyText"/>
+    <w:next w:val="BodyText"/>
+    <w:qFormat/>
+  </w:style>
+  <w:style w:customStyle="1" w:styleId="Compact" w:type="paragraph">
+    <w:name w:val="Compact"/>
+    <w:basedOn w:val="BodyText"/>
+    <w:qFormat/>
+    <w:pPr>
+      <w:spacing w:after="36" w:before="36"/>
+    </w:pPr>
+  </w:style>
+  <w:style w:customStyle="1" w:styleId="Author" w:type="paragraph">
+    <w:name w:val="Author"/>
+    <w:basedOn w:val="Title"/>
+    <w:next w:val="BodyText"/>
+    <w:qFormat/>
+    <w:pPr>
+      <w:keepNext/>
+      <w:keepLines/>
+    </w:pPr>
+    <w:rPr>
+      <w:sz w:val="24"/>
+      <w:szCs w:val="24"/>
+    </w:rPr>
+  </w:style>
+  <w:style w:styleId="Date" w:type="paragraph">
+    <w:name w:val="Date"/>
+    <w:basedOn w:val="Title"/>
+    <w:next w:val="BodyText"/>
+    <w:qFormat/>
+    <w:pPr>
+      <w:keepNext/>
+      <w:keepLines/>
+    </w:pPr>
+    <w:rPr>
+      <w:sz w:val="24"/>
+      <w:szCs w:val="24"/>
+    </w:rPr>
+  </w:style>
+  <w:style w:customStyle="1" w:styleId="AbstractTitle" w:type="paragraph">
+    <w:name w:val="Abstract Title"/>
+    <w:basedOn w:val="Normal"/>
+    <w:next w:val="Abstract"/>
+    <w:qFormat/>
+    <w:pPr>
+      <w:keepNext/>
+      <w:keepLines/>
+      <w:spacing w:after="0" w:before="300"/>
+      <w:jc w:val="center"/>
+    </w:pPr>
+    <w:rPr>
+      <w:b/>
+      <w:sz w:val="20"/>
+      <w:szCs w:val="20"/>
+    </w:rPr>
+  </w:style>
+  <w:style w:customStyle="1" w:styleId="Abstract" w:type="paragraph">
+    <w:name w:val="Abstract"/>
+    <w:basedOn w:val="Normal"/>
+    <w:next w:val="BodyText"/>
+    <w:qFormat/>
+    <w:pPr>
+      <w:keepNext/>
+      <w:keepLines/>
+      <w:spacing w:after="300" w:before="100"/>
+    </w:pPr>
+    <w:rPr>
+      <w:sz w:val="20"/>
+      <w:szCs w:val="20"/>
+    </w:rPr>
+  </w:style>
+  <w:style w:styleId="Bibliography" w:type="paragraph">
+    <w:name w:val="Bibliography"/>
+    <w:basedOn w:val="Normal"/>
+    <w:next w:val="Bibliography"/>
+    <w:qFormat/>
+    <w:pPr/>
+    <w:rPr/>
+  </w:style>
+  <w:style w:styleId="BlockText" w:type="paragraph">
+    <w:name w:val="Block Text"/>
+    <w:basedOn w:val="BodyText"/>
+    <w:next w:val="BodyText"/>
+    <w:uiPriority w:val="9"/>
+    <w:unhideWhenUsed/>
+    <w:qFormat/>
+    <w:pPr>
+      <w:spacing w:after="100" w:before="100"/>
+      <w:ind w:firstLine="0" w:left="480" w:right="480"/>
+    </w:pPr>
+  </w:style>
+  <w:style w:styleId="FootnoteText" w:type="paragraph">
+    <w:name w:val="Footnote Text"/>
+    <w:basedOn w:val="Normal"/>
+    <w:next w:val="FootnoteText"/>
+    <w:uiPriority w:val="9"/>
+    <w:unhideWhenUsed/>
+    <w:qFormat/>
+  </w:style>
+  <w:style w:styleId="FootnoteBlockText" w:type="paragraph">
+    <w:name w:val="Footnote Block Text"/>
+    <w:basedOn w:val="FootnoteText"/>
+    <w:next w:val="FootnoteText"/>
+    <w:uiPriority w:val="9"/>
+    <w:unhideWhenUsed/>
+    <w:qFormat/>
+    <w:pPr>
+      <w:spacing w:after="100" w:before="100"/>
+      <w:ind w:firstLine="0" w:left="480" w:right="480"/>
+    </w:pPr>
+  </w:style>
+  <w:style w:styleId="Table" w:type="table">
+    <w:name w:val="Table"/>
+    <w:basedOn w:val="TableNormal"/>
+    <w:semiHidden/>
+    <w:unhideWhenUsed/>
+    <w:qFormat/>
+    <w:tblPr>
+      <w:tblInd w:type="dxa" w:w="0"/>
+      <w:tblCellMar>
+        <w:top w:type="dxa" w:w="0"/>
+        <w:left w:type="dxa" w:w="108"/>
+        <w:bottom w:type="dxa" w:w="0"/>
+        <w:right w:type="dxa" w:w="108"/>
+      </w:tblCellMar>
+    </w:tblPr>
+    <w:tblStylePr w:type="firstRow">
+      <w:tcPr>
+        <w:tcBorders>
+          <w:bottom w:val="single"/>
+        </w:tcBorders>
+        <w:vAlign w:val="bottom"/>
+      </w:tcPr>
+    </w:tblStylePr>
+  </w:style>
+  <w:style w:customStyle="1" w:styleId="DefinitionTerm" w:type="paragraph">
+    <w:name w:val="Definition Term"/>
+    <w:basedOn w:val="Normal"/>
+    <w:next w:val="Definition"/>
+    <w:pPr>
+      <w:keepNext/>
+      <w:keepLines/>
+      <w:spacing w:after="0"/>
+    </w:pPr>
+    <w:rPr>
+      <w:b/>
+    </w:rPr>
+  </w:style>
+  <w:style w:customStyle="1" w:styleId="Definition" w:type="paragraph">
+    <w:name w:val="Definition"/>
+    <w:basedOn w:val="Normal"/>
+  </w:style>
+  <w:style w:styleId="Caption" w:type="paragraph">
+    <w:name w:val="Caption"/>
+    <w:basedOn w:val="Normal"/>
+    <w:link w:val="BodyTextChar"/>
+    <w:pPr>
+      <w:spacing w:after="120" w:before="0"/>
+    </w:pPr>
+    <w:rPr>
+      <w:i/>
+    </w:rPr>
+  </w:style>
+  <w:style w:customStyle="1" w:styleId="TableCaption" w:type="paragraph">
+    <w:name w:val="Table Caption"/>
+    <w:basedOn w:val="Caption"/>
+    <w:pPr>
+      <w:keepNext/>
+    </w:pPr>
+  </w:style>
+  <w:style w:customStyle="1" w:styleId="ImageCaption" w:type="paragraph">
+    <w:name w:val="Image Caption"/>
+    <w:basedOn w:val="Caption"/>
+  </w:style>
+  <w:style w:customStyle="1" w:styleId="Figure" w:type="paragraph">
+    <w:name w:val="Figure"/>
+    <w:basedOn w:val="Normal"/>
+  </w:style>
+  <w:style w:customStyle="1" w:styleId="CaptionedFigure" w:type="paragraph">
+    <w:name w:val="Captioned Figure"/>
+    <w:basedOn w:val="Figure"/>
+    <w:pPr>
+      <w:keepNext/>
+    </w:pPr>
+  </w:style>
+  <w:style w:customStyle="1" w:styleId="BodyTextChar" w:type="character">
+    <w:name w:val="Body Text Char"/>
+    <w:basedOn w:val="DefaultParagraphFont"/>
+    <w:link w:val="BodyText"/>
+  </w:style>
+  <w:style w:customStyle="1" w:styleId="VerbatimChar" w:type="character">
+    <w:name w:val="Verbatim Char"/>
+    <w:basedOn w:val="BodyTextChar"/>
+    <w:rPr>
+      <w:rFonts w:ascii="Consolas" w:hAnsi="Consolas"/>
+      <w:sz w:val="22"/>
+    </w:rPr>
+  </w:style>
+  <w:style w:customStyle="1" w:styleId="SectionNumber" w:type="character">
+    <w:name w:val="Section Number"/>
+    <w:basedOn w:val="BodyTextChar"/>
+  </w:style>
+  <w:style w:styleId="FootnoteReference" w:type="character">
+    <w:name w:val="Footnote Reference"/>
+    <w:basedOn w:val="BodyTextChar"/>
+    <w:rPr>
+      <w:vertAlign w:val="superscript"/>
+    </w:rPr>
+  </w:style>
+  <w:style w:styleId="Hyperlink" w:type="character">
+    <w:name w:val="Hyperlink"/>
+    <w:basedOn w:val="BodyTextChar"/>
+    <w:rPr>
+      <w:color w:themeColor="accent1" w:val="4F81BD"/>
+    </w:rPr>
+  </w:style>
+  <w:style w:styleId="TOCHeading" w:type="paragraph">
+    <w:name w:val="TOC Heading"/>
+    <w:basedOn w:val="Heading1"/>
+    <w:next w:val="BodyText"/>
+    <w:uiPriority w:val="39"/>
+    <w:unhideWhenUsed/>
+    <w:qFormat/>
+    <w:pPr>
+      <w:spacing w:before="240" w:line="259" w:lineRule="auto"/>
+      <w:outlineLvl w:val="9"/>
+    </w:pPr>
+    <w:rPr>
+      <w:rFonts w:asciiTheme="majorHAnsi" w:cstheme="majorBidi" w:eastAsiaTheme="majorEastAsia" w:hAnsiTheme="majorHAnsi"/>
+      <w:b w:val="0"/>
+      <w:bCs w:val="0"/>
+      <w:color w:themeColor="accent1" w:themeShade="BF" w:val="365F91"/>
+    </w:rPr>
+  </w:style>
   <w:style w:type="character" w:customStyle="1" w:styleId="KeywordTok">
     <w:name w:val="KeywordTok"/>
     <w:basedOn w:val="VerbatimChar"/>

--- a/docs/quizzes/13_quiz_mapping.docx
+++ b/docs/quizzes/13_quiz_mapping.docx
@@ -2829,7 +2829,7 @@
     <w:bookmarkEnd w:id="26"/>
     <w:sectPr>
       <w:pgSz w:h="15840" w:w="12240"/>
-      <w:pgMar w:bottom="1440" w:footer="720" w:gutter="0" w:header="720" w:left="1440" w:right="1440" w:top="1440"/>
+      <w:pgMar w:bottom="720" w:footer="432" w:gutter="0" w:header="432" w:left="720" w:right="1008" w:top="720"/>
       <w:cols w:space="720"/>
       <w:docGrid w:linePitch="360"/>
     </w:sectPr>
@@ -2957,7 +2957,11 @@
         <w14:ligatures w14:val="standardContextual"/>
       </w:rPr>
     </w:rPrDefault>
-    <w:pPrDefault/>
+    <w:pPrDefault>
+      <w:pPr>
+        <w:spacing w:after="0" w:before="0" w:line="240" w:lineRule="auto"/>
+      </w:pPr>
+    </w:pPrDefault>
   </w:docDefaults>
   <w:latentStyles w:count="376" w:defLockedState="0" w:defQFormat="0" w:defSemiHidden="0" w:defUIPriority="99" w:defUnhideWhenUsed="0">
     <w:lsdException w:name="Normal" w:qFormat="1" w:uiPriority="0"/>
@@ -3757,7 +3761,7 @@
     <w:qFormat/>
     <w:rsid w:val="00AF5CF1"/>
     <w:pPr>
-      <w:spacing w:after="160" w:before="160"/>
+      <w:spacing w:after="0" w:before="0"/>
       <w:jc w:val="center"/>
     </w:pPr>
     <w:rPr>
@@ -3875,7 +3879,7 @@
         <w:bottom w:color="FF0000" w:space="1" w:sz="8" w:val="single"/>
         <w:right w:color="FF0000" w:space="4" w:sz="8" w:val="single"/>
       </w:pBdr>
-      <w:spacing w:after="120" w:before="120"/>
+      <w:spacing w:after="40" w:before="40"/>
       <w:ind w:left="432" w:right="432"/>
     </w:pPr>
     <w:rPr>
@@ -3895,7 +3899,7 @@
         <w:bottom w:color="auto" w:space="1" w:sz="8" w:val="single"/>
         <w:right w:color="auto" w:space="4" w:sz="8" w:val="single"/>
       </w:pBdr>
-      <w:spacing w:after="240" w:before="240"/>
+      <w:spacing w:after="40" w:before="40"/>
       <w:ind w:left="432" w:right="432"/>
     </w:pPr>
     <w:rPr>
@@ -3909,7 +3913,7 @@
     <w:qFormat/>
     <w:rsid w:val="00771E03"/>
     <w:pPr>
-      <w:spacing w:after="240" w:before="240"/>
+      <w:spacing w:after="40" w:before="40"/>
       <w:ind w:left="432" w:right="432"/>
     </w:pPr>
     <w:rPr>
@@ -3955,7 +3959,7 @@
     <w:unhideWhenUsed/>
     <w:rsid w:val="00322D32"/>
     <w:pPr>
-      <w:spacing w:after="100"/>
+      <w:spacing w:after="0" w:before="0"/>
     </w:pPr>
   </w:style>
   <w:style w:styleId="BodyText" w:type="paragraph">
@@ -3964,7 +3968,7 @@
     <w:link w:val="BodyTextChar"/>
     <w:qFormat/>
     <w:pPr>
-      <w:spacing w:after="180" w:before="180"/>
+      <w:spacing w:after="0" w:before="0"/>
     </w:pPr>
   </w:style>
   <w:style w:customStyle="1" w:styleId="FirstParagraph" w:type="paragraph">
@@ -3972,13 +3976,16 @@
     <w:basedOn w:val="BodyText"/>
     <w:next w:val="BodyText"/>
     <w:qFormat/>
+    <w:pPr>
+      <w:spacing w:after="0" w:before="0"/>
+    </w:pPr>
   </w:style>
   <w:style w:customStyle="1" w:styleId="Compact" w:type="paragraph">
     <w:name w:val="Compact"/>
     <w:basedOn w:val="BodyText"/>
     <w:qFormat/>
     <w:pPr>
-      <w:spacing w:after="36" w:before="36"/>
+      <w:spacing w:after="0" w:before="0"/>
     </w:pPr>
   </w:style>
   <w:style w:customStyle="1" w:styleId="Author" w:type="paragraph">
@@ -4057,7 +4064,7 @@
     <w:unhideWhenUsed/>
     <w:qFormat/>
     <w:pPr>
-      <w:spacing w:after="100" w:before="100"/>
+      <w:spacing w:after="0" w:before="0"/>
       <w:ind w:firstLine="0" w:left="480" w:right="480"/>
     </w:pPr>
   </w:style>
@@ -4127,7 +4134,7 @@
     <w:basedOn w:val="Normal"/>
     <w:link w:val="BodyTextChar"/>
     <w:pPr>
-      <w:spacing w:after="120" w:before="0"/>
+      <w:spacing w:after="0" w:before="0"/>
     </w:pPr>
     <w:rPr>
       <w:i/>
@@ -4137,21 +4144,29 @@
     <w:name w:val="Table Caption"/>
     <w:basedOn w:val="Caption"/>
     <w:pPr>
+      <w:spacing w:after="0" w:before="0"/>
       <w:keepNext/>
     </w:pPr>
   </w:style>
   <w:style w:customStyle="1" w:styleId="ImageCaption" w:type="paragraph">
     <w:name w:val="Image Caption"/>
     <w:basedOn w:val="Caption"/>
+    <w:pPr>
+      <w:spacing w:after="0" w:before="0"/>
+    </w:pPr>
   </w:style>
   <w:style w:customStyle="1" w:styleId="Figure" w:type="paragraph">
     <w:name w:val="Figure"/>
     <w:basedOn w:val="Normal"/>
+    <w:pPr>
+      <w:spacing w:after="0" w:before="0"/>
+    </w:pPr>
   </w:style>
   <w:style w:customStyle="1" w:styleId="CaptionedFigure" w:type="paragraph">
     <w:name w:val="Captioned Figure"/>
     <w:basedOn w:val="Figure"/>
     <w:pPr>
+      <w:spacing w:after="0" w:before="0"/>
       <w:keepNext/>
     </w:pPr>
   </w:style>
@@ -4164,8 +4179,8 @@
     <w:name w:val="Verbatim Char"/>
     <w:basedOn w:val="BodyTextChar"/>
     <w:rPr>
-      <w:rFonts w:ascii="Consolas" w:hAnsi="Consolas"/>
-      <w:sz w:val="22"/>
+      <w:rFonts w:ascii="Courier New" w:cs="Courier New" w:hAnsi="Courier New"/>
+      <w:sz w:val="20"/>
     </w:rPr>
   </w:style>
   <w:style w:customStyle="1" w:styleId="SectionNumber" w:type="character">

--- a/docs/quizzes/13_quiz_mapping.docx
+++ b/docs/quizzes/13_quiz_mapping.docx
@@ -31,7 +31,7 @@
         <w:pStyle w:val="Date"/>
       </w:pPr>
       <w:r>
-        <w:t xml:space="preserve">2026-09-23</w:t>
+        <w:t xml:space="preserve">2026-09-24</w:t>
       </w:r>
     </w:p>
     <w:p>

--- a/docs/quizzes/13_quiz_mapping.docx
+++ b/docs/quizzes/13_quiz_mapping.docx
@@ -31,7 +31,7 @@
         <w:pStyle w:val="Date"/>
       </w:pPr>
       <w:r>
-        <w:t xml:space="preserve">2026-09-24</w:t>
+        <w:t xml:space="preserve">2026-09-29</w:t>
       </w:r>
     </w:p>
     <w:p>

--- a/docs/quizzes/13_quiz_mapping.docx
+++ b/docs/quizzes/13_quiz_mapping.docx
@@ -31,7 +31,7 @@
         <w:pStyle w:val="Date"/>
       </w:pPr>
       <w:r>
-        <w:t xml:space="preserve">2026-09-29</w:t>
+        <w:t xml:space="preserve">2026-10-01</w:t>
       </w:r>
     </w:p>
     <w:p>

--- a/docs/quizzes/13_quiz_mapping.docx
+++ b/docs/quizzes/13_quiz_mapping.docx
@@ -31,7 +31,7 @@
         <w:pStyle w:val="Date"/>
       </w:pPr>
       <w:r>
-        <w:t xml:space="preserve">2026-10-01</w:t>
+        <w:t xml:space="preserve">2026-10-05</w:t>
       </w:r>
     </w:p>
     <w:p>
